--- a/analysis_software/microemggui/microemggui/docs/microemg_help_guide.docx
+++ b/analysis_software/microemggui/microemggui/docs/microemg_help_guide.docx
@@ -1,13 +1,22 @@
 
 <file path=word/document.xml><?xml version="1.0" encoding="utf-8"?>
-<w:document xmlns:wpc="http://schemas.microsoft.com/office/word/2010/wordprocessingCanvas" xmlns:cx="http://schemas.microsoft.com/office/drawing/2014/chartex" xmlns:cx1="http://schemas.microsoft.com/office/drawing/2015/9/8/chartex" xmlns:cx2="http://schemas.microsoft.com/office/drawing/2015/10/21/chartex" xmlns:cx3="http://schemas.microsoft.com/office/drawing/2016/5/9/chartex" xmlns:cx4="http://schemas.microsoft.com/office/drawing/2016/5/10/chartex" xmlns:cx5="http://schemas.microsoft.com/office/drawing/2016/5/11/chartex" xmlns:cx6="http://schemas.microsoft.com/office/drawing/2016/5/12/chartex" xmlns:cx7="http://schemas.microsoft.com/office/drawing/2016/5/13/chartex" xmlns:cx8="http://schemas.microsoft.com/office/drawing/2016/5/14/chartex" xmlns:mc="http://schemas.openxmlformats.org/markup-compatibility/2006" xmlns:aink="http://schemas.microsoft.com/office/drawing/2016/ink" xmlns:am3d="http://schemas.microsoft.com/office/drawing/2017/model3d" xmlns:o="urn:schemas-microsoft-com:office:office" xmlns:oel="http://schemas.microsoft.com/office/2019/extlst" xmlns:r="http://schemas.openxmlformats.org/officeDocument/2006/relationships" xmlns:m="http://schemas.openxmlformats.org/officeDocument/2006/math" xmlns:v="urn:schemas-microsoft-com:vml" xmlns:wp14="http://schemas.microsoft.com/office/word/2010/wordprocessingDrawing" xmlns:wp="http://schemas.openxmlformats.org/drawingml/2006/wordprocessingDrawing" xmlns:w10="urn:schemas-microsoft-com:office:word" xmlns:w="http://schemas.openxmlformats.org/wordprocessingml/2006/main" xmlns:w14="http://schemas.microsoft.com/office/word/2010/wordml" xmlns:w15="http://schemas.microsoft.com/office/word/2012/wordml" xmlns:w16cex="http://schemas.microsoft.com/office/word/2018/wordml/cex" xmlns:w16cid="http://schemas.microsoft.com/office/word/2016/wordml/cid" xmlns:w16="http://schemas.microsoft.com/office/word/2018/wordml" xmlns:w16sdtdh="http://schemas.microsoft.com/office/word/2020/wordml/sdtdatahash" xmlns:w16se="http://schemas.microsoft.com/office/word/2015/wordml/symex" xmlns:wpg="http://schemas.microsoft.com/office/word/2010/wordprocessingGroup" xmlns:wpi="http://schemas.microsoft.com/office/word/2010/wordprocessingInk" xmlns:wne="http://schemas.microsoft.com/office/word/2006/wordml" xmlns:wps="http://schemas.microsoft.com/office/word/2010/wordprocessingShape" mc:Ignorable="w14 w15 w16se w16cid w16 w16cex w16sdtdh wp14">
+<w:document xmlns:wpc="http://schemas.microsoft.com/office/word/2010/wordprocessingCanvas" xmlns:cx="http://schemas.microsoft.com/office/drawing/2014/chartex" xmlns:cx1="http://schemas.microsoft.com/office/drawing/2015/9/8/chartex" xmlns:cx2="http://schemas.microsoft.com/office/drawing/2015/10/21/chartex" xmlns:cx3="http://schemas.microsoft.com/office/drawing/2016/5/9/chartex" xmlns:cx4="http://schemas.microsoft.com/office/drawing/2016/5/10/chartex" xmlns:cx5="http://schemas.microsoft.com/office/drawing/2016/5/11/chartex" xmlns:cx6="http://schemas.microsoft.com/office/drawing/2016/5/12/chartex" xmlns:cx7="http://schemas.microsoft.com/office/drawing/2016/5/13/chartex" xmlns:cx8="http://schemas.microsoft.com/office/drawing/2016/5/14/chartex" xmlns:mc="http://schemas.openxmlformats.org/markup-compatibility/2006" xmlns:aink="http://schemas.microsoft.com/office/drawing/2016/ink" xmlns:am3d="http://schemas.microsoft.com/office/drawing/2017/model3d" xmlns:o="urn:schemas-microsoft-com:office:office" xmlns:oel="http://schemas.microsoft.com/office/2019/extlst" xmlns:r="http://schemas.openxmlformats.org/officeDocument/2006/relationships" xmlns:m="http://schemas.openxmlformats.org/officeDocument/2006/math" xmlns:v="urn:schemas-microsoft-com:vml" xmlns:wp14="http://schemas.microsoft.com/office/word/2010/wordprocessingDrawing" xmlns:wp="http://schemas.openxmlformats.org/drawingml/2006/wordprocessingDrawing" xmlns:w10="urn:schemas-microsoft-com:office:word" xmlns:w="http://schemas.openxmlformats.org/wordprocessingml/2006/main" xmlns:w14="http://schemas.microsoft.com/office/word/2010/wordml" xmlns:w15="http://schemas.microsoft.com/office/word/2012/wordml" xmlns:w16cex="http://schemas.microsoft.com/office/word/2018/wordml/cex" xmlns:w16cid="http://schemas.microsoft.com/office/word/2016/wordml/cid" xmlns:w16="http://schemas.microsoft.com/office/word/2018/wordml" xmlns:w16du="http://schemas.microsoft.com/office/word/2023/wordml/word16du" xmlns:w16sdtdh="http://schemas.microsoft.com/office/word/2020/wordml/sdtdatahash" xmlns:w16se="http://schemas.microsoft.com/office/word/2015/wordml/symex" xmlns:wpg="http://schemas.microsoft.com/office/word/2010/wordprocessingGroup" xmlns:wpi="http://schemas.microsoft.com/office/word/2010/wordprocessingInk" xmlns:wne="http://schemas.microsoft.com/office/word/2006/wordml" xmlns:wps="http://schemas.microsoft.com/office/word/2010/wordprocessingShape" mc:Ignorable="w14 w15 w16se w16cid w16 w16cex w16sdtdh w16du wp14">
   <w:body>
     <w:p>
       <w:pPr>
+        <w:pStyle w:val="Title"/>
         <w:jc w:val="center"/>
-      </w:pPr>
-      <w:r>
-        <w:rPr>
+        <w:rPr>
+          <w:rFonts w:ascii="Arial" w:hAnsi="Arial" w:cs="Arial"/>
+          <w:b/>
+          <w:bCs/>
+        </w:rPr>
+      </w:pPr>
+      <w:r>
+        <w:rPr>
+          <w:rFonts w:ascii="Arial" w:hAnsi="Arial" w:cs="Arial"/>
+          <w:b/>
+          <w:bCs/>
           <w:noProof/>
         </w:rPr>
         <w:drawing>
@@ -26,13 +35,13 @@
                     <pic:cNvPicPr/>
                   </pic:nvPicPr>
                   <pic:blipFill>
-                    <a:blip r:embed="rId4">
+                    <a:blip r:embed="rId5">
                       <a:extLst>
                         <a:ext uri="{28A0092B-C50C-407E-A947-70E740481C1C}">
                           <a14:useLocalDpi xmlns:a14="http://schemas.microsoft.com/office/drawing/2010/main" val="0"/>
                         </a:ext>
                         <a:ext uri="{96DAC541-7B7A-43D3-8B79-37D633B846F1}">
-                          <asvg:svgBlip xmlns:asvg="http://schemas.microsoft.com/office/drawing/2016/SVG/main" r:embed="rId5"/>
+                          <asvg:svgBlip xmlns:asvg="http://schemas.microsoft.com/office/drawing/2016/SVG/main" r:embed="rId6"/>
                         </a:ext>
                       </a:extLst>
                     </a:blip>
@@ -61,62 +70,1932 @@
       <w:pPr>
         <w:jc w:val="center"/>
         <w:rPr>
+          <w:rFonts w:cs="Arial"/>
+          <w:b/>
+          <w:bCs/>
+          <w:sz w:val="32"/>
+          <w:szCs w:val="32"/>
+        </w:rPr>
+      </w:pPr>
+      <w:r>
+        <w:rPr>
+          <w:rFonts w:cs="Arial"/>
+          <w:b/>
+          <w:bCs/>
+          <w:sz w:val="32"/>
+          <w:szCs w:val="32"/>
+        </w:rPr>
+        <w:t>Help Guide</w:t>
+      </w:r>
+    </w:p>
+    <w:p/>
+    <w:p>
+      <w:pPr>
+        <w:pStyle w:val="Heading1"/>
+      </w:pPr>
+      <w:r>
+        <w:t>Step 1- Load MicroEMG recording and choose settings</w:t>
+      </w:r>
+    </w:p>
+    <w:p>
+      <w:r>
+        <w:t xml:space="preserve">MicroEMG Analysis GUI accepts Intan data files </w:t>
+      </w:r>
+      <w:proofErr w:type="gramStart"/>
+      <w:r>
+        <w:t>in .</w:t>
+      </w:r>
+      <w:proofErr w:type="spellStart"/>
+      <w:r>
+        <w:t>rhd</w:t>
+      </w:r>
+      <w:proofErr w:type="spellEnd"/>
+      <w:proofErr w:type="gramEnd"/>
+      <w:r>
+        <w:t xml:space="preserve"> format (single file per channel structure). Select the folder which contains all the signal files and load these into the program. Confirmation will be provided as to the length and number of channels of data selected.</w:t>
+      </w:r>
+    </w:p>
+    <w:p>
+      <w:r>
+        <w:t xml:space="preserve">Next, select any preconfigured settings files to use as default for the subsequent steps. </w:t>
+      </w:r>
+    </w:p>
+    <w:p/>
+    <w:p>
+      <w:pPr>
+        <w:pStyle w:val="Heading1"/>
+      </w:pPr>
+      <w:r>
+        <w:t>Step 2- Preprocessing</w:t>
+      </w:r>
+    </w:p>
+    <w:p>
+      <w:r>
+        <w:t xml:space="preserve">This interface is designed for preprocessing raw electromyography (EMG) data. Preprocessing </w:t>
+      </w:r>
+      <w:r>
+        <w:t xml:space="preserve">removes </w:t>
+      </w:r>
+      <w:r>
+        <w:t>noise and art</w:t>
+      </w:r>
+      <w:r>
+        <w:t>e</w:t>
+      </w:r>
+      <w:r>
+        <w:t>facts that can interfere with the interpretation of the data.</w:t>
+      </w:r>
+    </w:p>
+    <w:p>
+      <w:pPr>
+        <w:rPr>
+          <w:b/>
+          <w:bCs/>
+        </w:rPr>
+      </w:pPr>
+      <w:r>
+        <w:rPr>
+          <w:b/>
+          <w:bCs/>
+        </w:rPr>
+        <w:t>Key Features</w:t>
+      </w:r>
+    </w:p>
+    <w:p>
+      <w:pPr>
+        <w:numPr>
+          <w:ilvl w:val="0"/>
+          <w:numId w:val="1"/>
+        </w:numPr>
+      </w:pPr>
+      <w:r>
+        <w:rPr>
+          <w:b/>
+          <w:bCs/>
+        </w:rPr>
+        <w:t>Raw EMG:</w:t>
+      </w:r>
+      <w:r>
+        <w:t xml:space="preserve"> Displays the original, unprocessed EMG signal.</w:t>
+      </w:r>
+    </w:p>
+    <w:p>
+      <w:pPr>
+        <w:numPr>
+          <w:ilvl w:val="0"/>
+          <w:numId w:val="1"/>
+        </w:numPr>
+      </w:pPr>
+      <w:proofErr w:type="spellStart"/>
+      <w:r>
+        <w:rPr>
+          <w:b/>
+          <w:bCs/>
+        </w:rPr>
+        <w:t>Preprocessed</w:t>
+      </w:r>
+      <w:proofErr w:type="spellEnd"/>
+      <w:r>
+        <w:rPr>
+          <w:b/>
+          <w:bCs/>
+        </w:rPr>
+        <w:t xml:space="preserve"> EMG:</w:t>
+      </w:r>
+      <w:r>
+        <w:t xml:space="preserve"> Displays the EMG signal after applying the selected preprocessing techniques.</w:t>
+      </w:r>
+    </w:p>
+    <w:p>
+      <w:pPr>
+        <w:numPr>
+          <w:ilvl w:val="0"/>
+          <w:numId w:val="1"/>
+        </w:numPr>
+      </w:pPr>
+      <w:r>
+        <w:rPr>
+          <w:b/>
+          <w:bCs/>
+        </w:rPr>
+        <w:t>Settings:</w:t>
+      </w:r>
+      <w:r>
+        <w:t xml:space="preserve"> Allows users to customize the preprocessing parameters.</w:t>
+      </w:r>
+    </w:p>
+    <w:p>
+      <w:pPr>
+        <w:rPr>
+          <w:b/>
+          <w:bCs/>
+        </w:rPr>
+      </w:pPr>
+      <w:r>
+        <w:rPr>
+          <w:b/>
+          <w:bCs/>
+        </w:rPr>
+        <w:t>Preprocessing Settings</w:t>
+      </w:r>
+    </w:p>
+    <w:p>
+      <w:pPr>
+        <w:numPr>
+          <w:ilvl w:val="0"/>
+          <w:numId w:val="2"/>
+        </w:numPr>
+      </w:pPr>
+      <w:r>
+        <w:rPr>
+          <w:b/>
+          <w:bCs/>
+        </w:rPr>
+        <w:t>Remove mains noise (50 Hz):</w:t>
+      </w:r>
+      <w:r>
+        <w:t xml:space="preserve"> This option removes the 50 Hz noise commonly found in electrical signals.</w:t>
+      </w:r>
+    </w:p>
+    <w:p>
+      <w:pPr>
+        <w:numPr>
+          <w:ilvl w:val="0"/>
+          <w:numId w:val="2"/>
+        </w:numPr>
+      </w:pPr>
+      <w:r>
+        <w:rPr>
+          <w:b/>
+          <w:bCs/>
+        </w:rPr>
+        <w:t>Filter:</w:t>
+      </w:r>
+    </w:p>
+    <w:p>
+      <w:pPr>
+        <w:numPr>
+          <w:ilvl w:val="1"/>
+          <w:numId w:val="2"/>
+        </w:numPr>
+      </w:pPr>
+      <w:r>
+        <w:rPr>
+          <w:b/>
+          <w:bCs/>
+        </w:rPr>
+        <w:t>Type:</w:t>
+      </w:r>
+      <w:r>
+        <w:t xml:space="preserve"> Selects the type of filter to apply. The available options are:</w:t>
+      </w:r>
+    </w:p>
+    <w:p>
+      <w:pPr>
+        <w:numPr>
+          <w:ilvl w:val="2"/>
+          <w:numId w:val="2"/>
+        </w:numPr>
+      </w:pPr>
+      <w:r>
+        <w:rPr>
+          <w:b/>
+          <w:bCs/>
+        </w:rPr>
+        <w:t>Bandpass:</w:t>
+      </w:r>
+      <w:r>
+        <w:t xml:space="preserve"> Passes frequencies within a specific range and attenuates frequencies outside of that range.</w:t>
+      </w:r>
+    </w:p>
+    <w:p>
+      <w:pPr>
+        <w:numPr>
+          <w:ilvl w:val="2"/>
+          <w:numId w:val="2"/>
+        </w:numPr>
+      </w:pPr>
+      <w:r>
+        <w:rPr>
+          <w:b/>
+          <w:bCs/>
+        </w:rPr>
+        <w:t>Lowpass:</w:t>
+      </w:r>
+      <w:r>
+        <w:t xml:space="preserve"> Passes frequencies below a certain cutoff frequency and attenuates frequencies above that cutoff.</w:t>
+      </w:r>
+    </w:p>
+    <w:p>
+      <w:pPr>
+        <w:numPr>
+          <w:ilvl w:val="2"/>
+          <w:numId w:val="2"/>
+        </w:numPr>
+      </w:pPr>
+      <w:proofErr w:type="spellStart"/>
+      <w:r>
+        <w:rPr>
+          <w:b/>
+          <w:bCs/>
+        </w:rPr>
+        <w:t>Highpass</w:t>
+      </w:r>
+      <w:proofErr w:type="spellEnd"/>
+      <w:r>
+        <w:rPr>
+          <w:b/>
+          <w:bCs/>
+        </w:rPr>
+        <w:t>:</w:t>
+      </w:r>
+      <w:r>
+        <w:t xml:space="preserve"> Passes frequencies above a certain cutoff frequency and attenuates frequencies below that cutoff.</w:t>
+      </w:r>
+    </w:p>
+    <w:p>
+      <w:pPr>
+        <w:numPr>
+          <w:ilvl w:val="1"/>
+          <w:numId w:val="2"/>
+        </w:numPr>
+      </w:pPr>
+      <w:r>
+        <w:rPr>
+          <w:b/>
+          <w:bCs/>
+        </w:rPr>
+        <w:t>Cutoff frequencies:</w:t>
+      </w:r>
+      <w:r>
+        <w:t xml:space="preserve"> Sets the lower and upper cutoff frequencies for the filter</w:t>
+      </w:r>
+      <w:r>
+        <w:t>s.</w:t>
+      </w:r>
+    </w:p>
+    <w:p>
+      <w:pPr>
+        <w:numPr>
+          <w:ilvl w:val="1"/>
+          <w:numId w:val="2"/>
+        </w:numPr>
+      </w:pPr>
+      <w:r>
+        <w:rPr>
+          <w:b/>
+          <w:bCs/>
+        </w:rPr>
+        <w:t>Order:</w:t>
+      </w:r>
+      <w:r>
+        <w:t xml:space="preserve"> Specifies the order of the filter. Higher orders can provide better filtering but may introduce more phase distortion.</w:t>
+      </w:r>
+    </w:p>
+    <w:p>
+      <w:pPr>
+        <w:rPr>
+          <w:b/>
+          <w:bCs/>
+        </w:rPr>
+      </w:pPr>
+      <w:r>
+        <w:rPr>
+          <w:b/>
+          <w:bCs/>
+        </w:rPr>
+        <w:t>Usage Instructions</w:t>
+      </w:r>
+    </w:p>
+    <w:p>
+      <w:pPr>
+        <w:numPr>
+          <w:ilvl w:val="0"/>
+          <w:numId w:val="3"/>
+        </w:numPr>
+      </w:pPr>
+      <w:r>
+        <w:rPr>
+          <w:b/>
+          <w:bCs/>
+        </w:rPr>
+        <w:t>Adjust settings:</w:t>
+      </w:r>
+      <w:r>
+        <w:t xml:space="preserve"> Modify the preprocessing settings as needed based on the characteristics of the EMG data and the specific analysis goals.</w:t>
+      </w:r>
+    </w:p>
+    <w:p>
+      <w:pPr>
+        <w:numPr>
+          <w:ilvl w:val="0"/>
+          <w:numId w:val="3"/>
+        </w:numPr>
+      </w:pPr>
+      <w:r>
+        <w:rPr>
+          <w:b/>
+          <w:bCs/>
+        </w:rPr>
+        <w:t>Apply preprocessing:</w:t>
+      </w:r>
+      <w:r>
+        <w:t xml:space="preserve"> Click the "Apply" button to apply the selected preprocessing techniques to the raw EMG data.</w:t>
+      </w:r>
+    </w:p>
+    <w:p>
+      <w:pPr>
+        <w:numPr>
+          <w:ilvl w:val="0"/>
+          <w:numId w:val="3"/>
+        </w:numPr>
+      </w:pPr>
+      <w:r>
+        <w:rPr>
+          <w:b/>
+          <w:bCs/>
+        </w:rPr>
+        <w:lastRenderedPageBreak/>
+        <w:t>View results:</w:t>
+      </w:r>
+      <w:r>
+        <w:t xml:space="preserve"> The </w:t>
+      </w:r>
+      <w:proofErr w:type="spellStart"/>
+      <w:r>
+        <w:t>preprocessed</w:t>
+      </w:r>
+      <w:proofErr w:type="spellEnd"/>
+      <w:r>
+        <w:t xml:space="preserve"> EMG signal will be displayed</w:t>
+      </w:r>
+      <w:r>
+        <w:t xml:space="preserve"> on the “</w:t>
+      </w:r>
+      <w:proofErr w:type="spellStart"/>
+      <w:r>
+        <w:t>Preprocessed</w:t>
+      </w:r>
+      <w:proofErr w:type="spellEnd"/>
+      <w:r>
+        <w:t xml:space="preserve"> EMG” tab.</w:t>
+      </w:r>
+    </w:p>
+    <w:p>
+      <w:pPr>
+        <w:numPr>
+          <w:ilvl w:val="0"/>
+          <w:numId w:val="3"/>
+        </w:numPr>
+      </w:pPr>
+      <w:r>
+        <w:rPr>
+          <w:b/>
+          <w:bCs/>
+        </w:rPr>
+        <w:t>Adjust preprocessing settings:</w:t>
+      </w:r>
+      <w:r>
+        <w:t xml:space="preserve"> If further filtering is needed, adjust the settings and reapply the filters.</w:t>
+      </w:r>
+    </w:p>
+    <w:p>
+      <w:pPr>
+        <w:rPr>
+          <w:b/>
+          <w:bCs/>
+        </w:rPr>
+      </w:pPr>
+      <w:r>
+        <w:rPr>
+          <w:b/>
+          <w:bCs/>
+        </w:rPr>
+        <w:t>Graph Controls</w:t>
+      </w:r>
+    </w:p>
+    <w:p>
+      <w:pPr>
+        <w:numPr>
+          <w:ilvl w:val="0"/>
+          <w:numId w:val="4"/>
+        </w:numPr>
+        <w:rPr>
+          <w:b/>
+          <w:bCs/>
+        </w:rPr>
+      </w:pPr>
+      <w:r>
+        <w:rPr>
+          <w:b/>
+          <w:bCs/>
+        </w:rPr>
+        <w:t>Amplitude scaling:</w:t>
+      </w:r>
+    </w:p>
+    <w:p>
+      <w:pPr>
+        <w:numPr>
+          <w:ilvl w:val="1"/>
+          <w:numId w:val="4"/>
+        </w:numPr>
+        <w:rPr>
+          <w:b/>
+          <w:bCs/>
+        </w:rPr>
+      </w:pPr>
+      <w:r>
+        <w:rPr>
+          <w:b/>
+          <w:bCs/>
+        </w:rPr>
+        <w:t>Up</w:t>
+      </w:r>
+      <w:r>
+        <w:rPr>
+          <w:b/>
+          <w:bCs/>
+        </w:rPr>
+        <w:t>/down</w:t>
+      </w:r>
+      <w:r>
+        <w:rPr>
+          <w:b/>
+          <w:bCs/>
+        </w:rPr>
+        <w:t xml:space="preserve"> arrow: </w:t>
+      </w:r>
+      <w:r>
+        <w:t>Increases</w:t>
+      </w:r>
+      <w:r>
+        <w:t>/decreases</w:t>
+      </w:r>
+      <w:r>
+        <w:t xml:space="preserve"> the signal amplitude</w:t>
+      </w:r>
+      <w:r>
+        <w:t xml:space="preserve"> (Up/down keyboard arrows)</w:t>
+      </w:r>
+    </w:p>
+    <w:p>
+      <w:pPr>
+        <w:numPr>
+          <w:ilvl w:val="1"/>
+          <w:numId w:val="4"/>
+        </w:numPr>
+      </w:pPr>
+      <w:r>
+        <w:t>The exact scaling factor may vary depending on the current amplitude range.</w:t>
+      </w:r>
+    </w:p>
+    <w:p>
+      <w:pPr>
+        <w:numPr>
+          <w:ilvl w:val="0"/>
+          <w:numId w:val="4"/>
+        </w:numPr>
+        <w:rPr>
+          <w:b/>
+          <w:bCs/>
+        </w:rPr>
+      </w:pPr>
+      <w:r>
+        <w:rPr>
+          <w:b/>
+          <w:bCs/>
+        </w:rPr>
+        <w:t>Navigation:</w:t>
+      </w:r>
+    </w:p>
+    <w:p>
+      <w:pPr>
+        <w:numPr>
+          <w:ilvl w:val="1"/>
+          <w:numId w:val="4"/>
+        </w:numPr>
+        <w:rPr>
+          <w:b/>
+          <w:bCs/>
+        </w:rPr>
+      </w:pPr>
+      <w:r>
+        <w:rPr>
+          <w:b/>
+          <w:bCs/>
+        </w:rPr>
+        <w:t xml:space="preserve">Single arrow keys: </w:t>
+      </w:r>
+      <w:r>
+        <w:t xml:space="preserve">Move through the data one </w:t>
+      </w:r>
+      <w:r>
+        <w:t>division</w:t>
+      </w:r>
+      <w:r>
+        <w:t xml:space="preserve"> at a time.</w:t>
+      </w:r>
+    </w:p>
+    <w:p>
+      <w:pPr>
+        <w:numPr>
+          <w:ilvl w:val="1"/>
+          <w:numId w:val="4"/>
+        </w:numPr>
+        <w:rPr>
+          <w:b/>
+          <w:bCs/>
+        </w:rPr>
+      </w:pPr>
+      <w:r>
+        <w:rPr>
+          <w:b/>
+          <w:bCs/>
+        </w:rPr>
+        <w:t xml:space="preserve">Double arrow keys: </w:t>
+      </w:r>
+      <w:r>
+        <w:t>Move through the data by a page at a time</w:t>
+      </w:r>
+      <w:r>
+        <w:t>.</w:t>
+      </w:r>
+      <w:r>
+        <w:t xml:space="preserve"> (left/right keyboard arrows)</w:t>
+      </w:r>
+    </w:p>
+    <w:p>
+      <w:pPr>
+        <w:numPr>
+          <w:ilvl w:val="0"/>
+          <w:numId w:val="4"/>
+        </w:numPr>
+        <w:rPr>
+          <w:b/>
+          <w:bCs/>
+        </w:rPr>
+      </w:pPr>
+      <w:r>
+        <w:rPr>
+          <w:b/>
+          <w:bCs/>
+        </w:rPr>
+        <w:t>Time scale:</w:t>
+      </w:r>
+    </w:p>
+    <w:p>
+      <w:pPr>
+        <w:numPr>
+          <w:ilvl w:val="1"/>
+          <w:numId w:val="4"/>
+        </w:numPr>
+        <w:rPr>
+          <w:b/>
+          <w:bCs/>
+        </w:rPr>
+      </w:pPr>
+      <w:r>
+        <w:rPr>
+          <w:b/>
+          <w:bCs/>
+        </w:rPr>
+        <w:t xml:space="preserve">Divisions dropdown: </w:t>
+      </w:r>
+      <w:r>
+        <w:t xml:space="preserve">Selects the </w:t>
+      </w:r>
+      <w:proofErr w:type="spellStart"/>
+      <w:r>
+        <w:t>timebase</w:t>
+      </w:r>
+      <w:proofErr w:type="spellEnd"/>
+      <w:r>
+        <w:t xml:space="preserve"> over which signals are displayed. </w:t>
+      </w:r>
+      <w:r>
+        <w:t>O</w:t>
+      </w:r>
+      <w:r>
+        <w:t>ptions include milliseconds, seconds, and minutes.</w:t>
+      </w:r>
+    </w:p>
+    <w:p>
+      <w:pPr>
+        <w:numPr>
+          <w:ilvl w:val="1"/>
+          <w:numId w:val="4"/>
+        </w:numPr>
+        <w:rPr>
+          <w:b/>
+          <w:bCs/>
+        </w:rPr>
+      </w:pPr>
+      <w:r>
+        <w:rPr>
+          <w:b/>
+          <w:bCs/>
+        </w:rPr>
+        <w:t xml:space="preserve">Slider: </w:t>
+      </w:r>
+      <w:r>
+        <w:t>Allows moving through the whole recording to a specific time. The slider</w:t>
+      </w:r>
+      <w:r>
+        <w:t xml:space="preserve"> </w:t>
+      </w:r>
+      <w:r>
+        <w:t>display</w:t>
+      </w:r>
+      <w:r>
+        <w:t>s</w:t>
+      </w:r>
+      <w:r>
+        <w:t xml:space="preserve"> the current position and total duration of the recording.</w:t>
+      </w:r>
+    </w:p>
+    <w:p/>
+    <w:p>
+      <w:pPr>
+        <w:pStyle w:val="Heading1"/>
+      </w:pPr>
+      <w:r>
+        <w:t>Step 3- Select Channels</w:t>
+      </w:r>
+    </w:p>
+    <w:p>
+      <w:r>
+        <w:t>This section of the interface allows you to select specific EMG channels for processing and analysis.</w:t>
+      </w:r>
+    </w:p>
+    <w:p>
+      <w:r>
+        <w:rPr>
+          <w:b/>
+          <w:bCs/>
+        </w:rPr>
+        <w:t>Key features:</w:t>
+      </w:r>
+    </w:p>
+    <w:p>
+      <w:pPr>
+        <w:numPr>
+          <w:ilvl w:val="0"/>
+          <w:numId w:val="5"/>
+        </w:numPr>
+      </w:pPr>
+      <w:r>
+        <w:rPr>
+          <w:b/>
+          <w:bCs/>
+        </w:rPr>
+        <w:t>Select all:</w:t>
+      </w:r>
+      <w:r>
+        <w:t xml:space="preserve"> Selects all available channels.</w:t>
+      </w:r>
+    </w:p>
+    <w:p>
+      <w:pPr>
+        <w:numPr>
+          <w:ilvl w:val="0"/>
+          <w:numId w:val="5"/>
+        </w:numPr>
+      </w:pPr>
+      <w:r>
+        <w:rPr>
+          <w:b/>
+          <w:bCs/>
+        </w:rPr>
+        <w:t>Individual channel selection:</w:t>
+      </w:r>
+      <w:r>
+        <w:t xml:space="preserve"> Click on the checkbox next to each channel number to select or deselect it.</w:t>
+      </w:r>
+    </w:p>
+    <w:p>
+      <w:pPr>
+        <w:numPr>
+          <w:ilvl w:val="0"/>
+          <w:numId w:val="5"/>
+        </w:numPr>
+      </w:pPr>
+      <w:r>
+        <w:rPr>
+          <w:b/>
+          <w:bCs/>
+        </w:rPr>
+        <w:t>Exclusion list:</w:t>
+      </w:r>
+      <w:r>
+        <w:t xml:space="preserve"> The interface indicates which channels will be excluded based on the current selection.</w:t>
+      </w:r>
+    </w:p>
+    <w:p>
+      <w:r>
+        <w:rPr>
+          <w:b/>
+          <w:bCs/>
+        </w:rPr>
+        <w:t>Usage instructions:</w:t>
+      </w:r>
+    </w:p>
+    <w:p>
+      <w:pPr>
+        <w:numPr>
+          <w:ilvl w:val="0"/>
+          <w:numId w:val="6"/>
+        </w:numPr>
+      </w:pPr>
+      <w:r>
+        <w:rPr>
+          <w:b/>
+          <w:bCs/>
+        </w:rPr>
+        <w:t>Select channels:</w:t>
+      </w:r>
+    </w:p>
+    <w:p>
+      <w:pPr>
+        <w:numPr>
+          <w:ilvl w:val="1"/>
+          <w:numId w:val="6"/>
+        </w:numPr>
+      </w:pPr>
+      <w:r>
+        <w:t>If you want to process all channels, click the "Select all" button.</w:t>
+      </w:r>
+    </w:p>
+    <w:p>
+      <w:pPr>
+        <w:numPr>
+          <w:ilvl w:val="1"/>
+          <w:numId w:val="6"/>
+        </w:numPr>
+      </w:pPr>
+      <w:r>
+        <w:t>If you want to process only specific channels, click on the checkboxes next to the desired channel numbers.</w:t>
+      </w:r>
+    </w:p>
+    <w:p>
+      <w:pPr>
+        <w:numPr>
+          <w:ilvl w:val="1"/>
+          <w:numId w:val="6"/>
+        </w:numPr>
+      </w:pPr>
+      <w:r>
+        <w:t>The "Exclusion list" will show you which channels are not selected.</w:t>
+      </w:r>
+    </w:p>
+    <w:p/>
+    <w:p>
+      <w:pPr>
+        <w:pStyle w:val="Heading1"/>
+      </w:pPr>
+      <w:r>
+        <w:t>Step 4- Find motor units</w:t>
+      </w:r>
+    </w:p>
+    <w:p>
+      <w:pPr>
+        <w:rPr>
+          <w:b/>
+          <w:bCs/>
+        </w:rPr>
+      </w:pPr>
+      <w:r>
+        <w:rPr>
+          <w:b/>
+          <w:bCs/>
+        </w:rPr>
+        <w:t>Motor Unit Detection</w:t>
+      </w:r>
+    </w:p>
+    <w:p>
+      <w:r>
+        <w:t xml:space="preserve">This section of the interface allows you to detect motor units within the </w:t>
+      </w:r>
+      <w:proofErr w:type="spellStart"/>
+      <w:r>
+        <w:t>preprocessed</w:t>
+      </w:r>
+      <w:proofErr w:type="spellEnd"/>
+      <w:r>
+        <w:t xml:space="preserve"> EMG data.</w:t>
+      </w:r>
+    </w:p>
+    <w:p>
+      <w:r>
+        <w:rPr>
+          <w:b/>
+          <w:bCs/>
+        </w:rPr>
+        <w:t>Key features:</w:t>
+      </w:r>
+    </w:p>
+    <w:p>
+      <w:pPr>
+        <w:numPr>
+          <w:ilvl w:val="0"/>
+          <w:numId w:val="7"/>
+        </w:numPr>
+      </w:pPr>
+      <w:r>
+        <w:rPr>
+          <w:b/>
+          <w:bCs/>
+        </w:rPr>
+        <w:t>Detection sensitivity:</w:t>
+      </w:r>
+      <w:r>
+        <w:t xml:space="preserve"> Controls the sensitivity of the motor unit detection algorithm.</w:t>
+      </w:r>
+    </w:p>
+    <w:p>
+      <w:pPr>
+        <w:numPr>
+          <w:ilvl w:val="0"/>
+          <w:numId w:val="7"/>
+        </w:numPr>
+      </w:pPr>
+      <w:r>
+        <w:rPr>
+          <w:b/>
+          <w:bCs/>
+        </w:rPr>
+        <w:t>Motor unit similarity:</w:t>
+      </w:r>
+      <w:r>
+        <w:t xml:space="preserve"> Controls the similarity threshold for assigning potentials to the same motor unit.</w:t>
+      </w:r>
+    </w:p>
+    <w:p>
+      <w:r>
+        <w:rPr>
+          <w:b/>
+          <w:bCs/>
+        </w:rPr>
+        <w:lastRenderedPageBreak/>
+        <w:t>Settings:</w:t>
+      </w:r>
+    </w:p>
+    <w:p>
+      <w:pPr>
+        <w:numPr>
+          <w:ilvl w:val="0"/>
+          <w:numId w:val="8"/>
+        </w:numPr>
+      </w:pPr>
+      <w:r>
+        <w:rPr>
+          <w:b/>
+          <w:bCs/>
+        </w:rPr>
+        <w:t>Detection sensitivity:</w:t>
+      </w:r>
+    </w:p>
+    <w:p>
+      <w:pPr>
+        <w:numPr>
+          <w:ilvl w:val="1"/>
+          <w:numId w:val="8"/>
+        </w:numPr>
+      </w:pPr>
+      <w:r>
+        <w:t xml:space="preserve">Increasing the sensitivity threshold captures more motor </w:t>
+      </w:r>
+      <w:proofErr w:type="gramStart"/>
+      <w:r>
+        <w:t>units, but</w:t>
+      </w:r>
+      <w:proofErr w:type="gramEnd"/>
+      <w:r>
+        <w:t xml:space="preserve"> may also increase the number of false positives (i.e. </w:t>
+      </w:r>
+      <w:r>
+        <w:t>noise transients</w:t>
+      </w:r>
+      <w:r>
+        <w:t xml:space="preserve"> that are incorrectly assigned </w:t>
+      </w:r>
+      <w:r>
+        <w:t>to</w:t>
+      </w:r>
+      <w:r>
+        <w:t xml:space="preserve"> motor unit</w:t>
+      </w:r>
+      <w:r>
+        <w:t xml:space="preserve"> templates</w:t>
+      </w:r>
+      <w:r>
+        <w:t>).</w:t>
+      </w:r>
+    </w:p>
+    <w:p>
+      <w:pPr>
+        <w:numPr>
+          <w:ilvl w:val="1"/>
+          <w:numId w:val="8"/>
+        </w:numPr>
+      </w:pPr>
+      <w:r>
+        <w:t>The default value is medium (0.1). You can adjust this value to suit your specific needs.</w:t>
+      </w:r>
+    </w:p>
+    <w:p>
+      <w:pPr>
+        <w:numPr>
+          <w:ilvl w:val="0"/>
+          <w:numId w:val="8"/>
+        </w:numPr>
+      </w:pPr>
+      <w:r>
+        <w:rPr>
+          <w:b/>
+          <w:bCs/>
+        </w:rPr>
+        <w:t>Motor unit similarity:</w:t>
+      </w:r>
+    </w:p>
+    <w:p>
+      <w:pPr>
+        <w:numPr>
+          <w:ilvl w:val="1"/>
+          <w:numId w:val="8"/>
+        </w:numPr>
+      </w:pPr>
+      <w:r>
+        <w:t xml:space="preserve">Increasing the similarity threshold means that potentials assigned to the same motor unit </w:t>
+      </w:r>
+      <w:r>
+        <w:t xml:space="preserve">template </w:t>
+      </w:r>
+      <w:r>
+        <w:t>must be more similar in shape and amplitude</w:t>
+      </w:r>
+      <w:r>
+        <w:t>, reducing in lower variation in motor unit templates, but also more action potentials being rejected</w:t>
+      </w:r>
+      <w:r>
+        <w:t>.</w:t>
+      </w:r>
+    </w:p>
+    <w:p>
+      <w:pPr>
+        <w:numPr>
+          <w:ilvl w:val="1"/>
+          <w:numId w:val="8"/>
+        </w:numPr>
+      </w:pPr>
+      <w:r>
+        <w:t>The default value is medium (0.1). A higher value may result in fewer motor units being detected, but it can also help to reduce false positives.</w:t>
+      </w:r>
+    </w:p>
+    <w:p>
+      <w:r>
+        <w:rPr>
+          <w:b/>
+          <w:bCs/>
+        </w:rPr>
+        <w:t>Usage instructions:</w:t>
+      </w:r>
+    </w:p>
+    <w:p>
+      <w:pPr>
+        <w:numPr>
+          <w:ilvl w:val="0"/>
+          <w:numId w:val="9"/>
+        </w:numPr>
+      </w:pPr>
+      <w:r>
+        <w:rPr>
+          <w:b/>
+          <w:bCs/>
+        </w:rPr>
+        <w:t>Adjust settings:</w:t>
+      </w:r>
+      <w:r>
+        <w:t xml:space="preserve"> Modify the detection sensitivity and motor unit similarity settings as needed.</w:t>
+      </w:r>
+    </w:p>
+    <w:p>
+      <w:pPr>
+        <w:numPr>
+          <w:ilvl w:val="0"/>
+          <w:numId w:val="9"/>
+        </w:numPr>
+      </w:pPr>
+      <w:r>
+        <w:rPr>
+          <w:b/>
+          <w:bCs/>
+        </w:rPr>
+        <w:t>Apply:</w:t>
+      </w:r>
+      <w:r>
+        <w:t xml:space="preserve"> Click the "Apply" button to perform the motor unit detection.</w:t>
+      </w:r>
+    </w:p>
+    <w:p>
+      <w:r>
+        <w:rPr>
+          <w:b/>
+          <w:bCs/>
+        </w:rPr>
+        <w:t>Motor Unit Onset Times:</w:t>
+      </w:r>
+    </w:p>
+    <w:p>
+      <w:r>
+        <w:t>Once you apply the motor unit detection settings, the interface will display a graph showing the onset times of the detected motor units.</w:t>
+      </w:r>
+    </w:p>
+    <w:p>
+      <w:r>
+        <w:rPr>
+          <w:b/>
+          <w:bCs/>
+        </w:rPr>
+        <w:t>Graph explanation:</w:t>
+      </w:r>
+    </w:p>
+    <w:p>
+      <w:pPr>
+        <w:numPr>
+          <w:ilvl w:val="0"/>
+          <w:numId w:val="10"/>
+        </w:numPr>
+      </w:pPr>
+      <w:r>
+        <w:rPr>
+          <w:b/>
+          <w:bCs/>
+        </w:rPr>
+        <w:t>X-axis:</w:t>
+      </w:r>
+      <w:r>
+        <w:t xml:space="preserve"> Represents time in minutes and seconds.</w:t>
+      </w:r>
+    </w:p>
+    <w:p>
+      <w:pPr>
+        <w:numPr>
+          <w:ilvl w:val="0"/>
+          <w:numId w:val="10"/>
+        </w:numPr>
+      </w:pPr>
+      <w:r>
+        <w:rPr>
+          <w:b/>
+          <w:bCs/>
+        </w:rPr>
+        <w:t>Y-axis:</w:t>
+      </w:r>
+      <w:r>
+        <w:t xml:space="preserve"> Lists the detected motor units (MU 1, MU 2, etc.).</w:t>
+      </w:r>
+    </w:p>
+    <w:p>
+      <w:pPr>
+        <w:numPr>
+          <w:ilvl w:val="0"/>
+          <w:numId w:val="10"/>
+        </w:numPr>
+      </w:pPr>
+      <w:r>
+        <w:rPr>
+          <w:b/>
+          <w:bCs/>
+        </w:rPr>
+        <w:t>Vertical lines:</w:t>
+      </w:r>
+      <w:r>
+        <w:t xml:space="preserve"> Indicate the onset times of motor unit potentials.</w:t>
+      </w:r>
+    </w:p>
+    <w:p>
+      <w:r>
+        <w:rPr>
+          <w:b/>
+          <w:bCs/>
+        </w:rPr>
+        <w:t>Interpretation:</w:t>
+      </w:r>
+    </w:p>
+    <w:p>
+      <w:pPr>
+        <w:numPr>
+          <w:ilvl w:val="0"/>
+          <w:numId w:val="11"/>
+        </w:numPr>
+      </w:pPr>
+      <w:r>
+        <w:t>The graph visually represents the temporal distribution of motor unit activity within the EMG recording.</w:t>
+      </w:r>
+    </w:p>
+    <w:p>
+      <w:pPr>
+        <w:numPr>
+          <w:ilvl w:val="0"/>
+          <w:numId w:val="11"/>
+        </w:numPr>
+      </w:pPr>
+      <w:r>
+        <w:t xml:space="preserve">You can use this graph to </w:t>
+      </w:r>
+      <w:proofErr w:type="spellStart"/>
+      <w:r>
+        <w:t>analyze</w:t>
+      </w:r>
+      <w:proofErr w:type="spellEnd"/>
+      <w:r>
+        <w:t xml:space="preserve"> the firing patterns of individual motor units and identify changes in muscle activity over time.</w:t>
+      </w:r>
+    </w:p>
+    <w:p>
+      <w:pPr>
+        <w:numPr>
+          <w:ilvl w:val="0"/>
+          <w:numId w:val="11"/>
+        </w:numPr>
+      </w:pPr>
+      <w:r>
+        <w:t>For example, you might observe increased motor unit firing rates during periods of muscle contraction or decreased firing rates during periods of rest or relaxation.</w:t>
+      </w:r>
+    </w:p>
+    <w:p/>
+    <w:p>
+      <w:pPr>
+        <w:pStyle w:val="Heading1"/>
+      </w:pPr>
+      <w:r>
+        <w:t>Step 5- Select motor units</w:t>
+      </w:r>
+    </w:p>
+    <w:p>
+      <w:r>
+        <w:t>This section of the interface allows you to visualize the average potential of selected motor units.</w:t>
+      </w:r>
+    </w:p>
+    <w:p>
+      <w:r>
+        <w:rPr>
+          <w:b/>
+          <w:bCs/>
+        </w:rPr>
+        <w:t>Key features:</w:t>
+      </w:r>
+    </w:p>
+    <w:p>
+      <w:pPr>
+        <w:numPr>
+          <w:ilvl w:val="0"/>
+          <w:numId w:val="12"/>
+        </w:numPr>
+      </w:pPr>
+      <w:r>
+        <w:rPr>
+          <w:b/>
+          <w:bCs/>
+        </w:rPr>
+        <w:t>Motor unit selection:</w:t>
+      </w:r>
+      <w:r>
+        <w:t xml:space="preserve"> Select one or more motor units for </w:t>
+      </w:r>
+      <w:r>
+        <w:t>analysis.</w:t>
+      </w:r>
+    </w:p>
+    <w:p>
+      <w:pPr>
+        <w:numPr>
+          <w:ilvl w:val="0"/>
+          <w:numId w:val="12"/>
+        </w:numPr>
+      </w:pPr>
+      <w:r>
+        <w:rPr>
+          <w:b/>
+          <w:bCs/>
+        </w:rPr>
+        <w:t>Average potential:</w:t>
+      </w:r>
+      <w:r>
+        <w:t xml:space="preserve"> Displays the average</w:t>
+      </w:r>
+      <w:r>
+        <w:t xml:space="preserve"> and individual motor unit</w:t>
+      </w:r>
+      <w:r>
+        <w:t xml:space="preserve"> potential waveform of the selected motor unit(s).</w:t>
+      </w:r>
+    </w:p>
+    <w:p>
+      <w:pPr>
+        <w:numPr>
+          <w:ilvl w:val="0"/>
+          <w:numId w:val="12"/>
+        </w:numPr>
+      </w:pPr>
+      <w:r>
+        <w:rPr>
+          <w:b/>
+          <w:bCs/>
+        </w:rPr>
+        <w:t>Channel selection:</w:t>
+      </w:r>
+      <w:r>
+        <w:t xml:space="preserve"> Choose to view the </w:t>
+      </w:r>
+      <w:r>
+        <w:t xml:space="preserve">motor unit </w:t>
+      </w:r>
+      <w:r>
+        <w:t xml:space="preserve">potential </w:t>
+      </w:r>
+      <w:r>
+        <w:t>on</w:t>
+      </w:r>
+      <w:r>
+        <w:t xml:space="preserve"> </w:t>
+      </w:r>
+      <w:r>
+        <w:t>the triggering</w:t>
+      </w:r>
+      <w:r>
+        <w:t xml:space="preserve"> single channel</w:t>
+      </w:r>
+      <w:r>
+        <w:t xml:space="preserve"> only,</w:t>
+      </w:r>
+      <w:r>
+        <w:t xml:space="preserve"> or </w:t>
+      </w:r>
+      <w:r>
+        <w:t>across all</w:t>
+      </w:r>
+      <w:r>
+        <w:t xml:space="preserve"> channels.</w:t>
+      </w:r>
+    </w:p>
+    <w:p>
+      <w:pPr>
+        <w:ind w:left="360"/>
+      </w:pPr>
+      <w:r>
+        <w:rPr>
+          <w:b/>
+          <w:bCs/>
+        </w:rPr>
+        <w:t>Additional notes:</w:t>
+      </w:r>
+    </w:p>
+    <w:p>
+      <w:pPr>
+        <w:numPr>
+          <w:ilvl w:val="0"/>
+          <w:numId w:val="13"/>
+        </w:numPr>
+      </w:pPr>
+      <w:r>
+        <w:t xml:space="preserve">The graph shows the </w:t>
+      </w:r>
+      <w:r>
+        <w:t xml:space="preserve">motor unit </w:t>
+      </w:r>
+      <w:r>
+        <w:t>potential shape of the selected motor unit(s) across time.</w:t>
+      </w:r>
+    </w:p>
+    <w:p>
+      <w:pPr>
+        <w:numPr>
+          <w:ilvl w:val="0"/>
+          <w:numId w:val="13"/>
+        </w:numPr>
+      </w:pPr>
+      <w:r>
+        <w:lastRenderedPageBreak/>
+        <w:t xml:space="preserve">You can use this graph to </w:t>
+      </w:r>
+      <w:proofErr w:type="spellStart"/>
+      <w:r>
+        <w:t>analyze</w:t>
+      </w:r>
+      <w:proofErr w:type="spellEnd"/>
+      <w:r>
+        <w:t xml:space="preserve"> the characteristic shape of motor unit potentials and compare them across different motor units.</w:t>
+      </w:r>
+    </w:p>
+    <w:p>
+      <w:pPr>
+        <w:numPr>
+          <w:ilvl w:val="0"/>
+          <w:numId w:val="13"/>
+        </w:numPr>
+      </w:pPr>
+      <w:r>
+        <w:t xml:space="preserve">The </w:t>
+      </w:r>
+      <w:r>
+        <w:t xml:space="preserve">black </w:t>
+      </w:r>
+      <w:r>
+        <w:t>"mean potential" line indicates the average amplitude of the waveform.</w:t>
+      </w:r>
+    </w:p>
+    <w:p>
+      <w:pPr>
+        <w:numPr>
+          <w:ilvl w:val="0"/>
+          <w:numId w:val="13"/>
+        </w:numPr>
+      </w:pPr>
+      <w:r>
+        <w:t>The grey traces indicate the individual, superimposed EMG waveforms</w:t>
+      </w:r>
+    </w:p>
+    <w:p>
+      <w:pPr>
+        <w:numPr>
+          <w:ilvl w:val="0"/>
+          <w:numId w:val="13"/>
+        </w:numPr>
+      </w:pPr>
+      <w:r>
+        <w:t>You can adjust the time scale and amplitude of the graph using the controls provided.</w:t>
+      </w:r>
+    </w:p>
+    <w:p/>
+    <w:p>
+      <w:pPr>
+        <w:pStyle w:val="Heading1"/>
+      </w:pPr>
+      <w:r>
+        <w:t>Step 6- Localise fibres</w:t>
+      </w:r>
+    </w:p>
+    <w:p>
+      <w:r>
+        <w:t>This section of the interface allows you to estimate the locations of individual muscle fibers within detected motor units.</w:t>
+      </w:r>
+    </w:p>
+    <w:p>
+      <w:r>
+        <w:rPr>
+          <w:b/>
+          <w:bCs/>
+        </w:rPr>
+        <w:t>Key features:</w:t>
+      </w:r>
+    </w:p>
+    <w:p>
+      <w:pPr>
+        <w:numPr>
+          <w:ilvl w:val="0"/>
+          <w:numId w:val="14"/>
+        </w:numPr>
+      </w:pPr>
+      <w:r>
+        <w:rPr>
+          <w:b/>
+          <w:bCs/>
+        </w:rPr>
+        <w:t>Time weighting:</w:t>
+      </w:r>
+      <w:r>
+        <w:t xml:space="preserve"> Controls the influence of temporal information on fibre localization.</w:t>
+      </w:r>
+    </w:p>
+    <w:p>
+      <w:pPr>
+        <w:numPr>
+          <w:ilvl w:val="0"/>
+          <w:numId w:val="14"/>
+        </w:numPr>
+      </w:pPr>
+      <w:r>
+        <w:rPr>
+          <w:b/>
+          <w:bCs/>
+        </w:rPr>
+        <w:t>Fibre locations:</w:t>
+      </w:r>
+      <w:r>
+        <w:t xml:space="preserve"> Displays the estimated locations of fibres within the selected motor unit(s).</w:t>
+      </w:r>
+    </w:p>
+    <w:p>
+      <w:pPr>
+        <w:numPr>
+          <w:ilvl w:val="0"/>
+          <w:numId w:val="14"/>
+        </w:numPr>
+      </w:pPr>
+      <w:r>
+        <w:rPr>
+          <w:b/>
+          <w:bCs/>
+        </w:rPr>
+        <w:t>Clustered fibre potentials:</w:t>
+      </w:r>
+      <w:r>
+        <w:t xml:space="preserve"> Groups fibre potentials based on their estimated locations.</w:t>
+      </w:r>
+    </w:p>
+    <w:p>
+      <w:r>
+        <w:rPr>
+          <w:b/>
+          <w:bCs/>
+        </w:rPr>
+        <w:t>Settings:</w:t>
+      </w:r>
+    </w:p>
+    <w:p>
+      <w:pPr>
+        <w:numPr>
+          <w:ilvl w:val="0"/>
+          <w:numId w:val="15"/>
+        </w:numPr>
+      </w:pPr>
+      <w:r>
+        <w:rPr>
+          <w:b/>
+          <w:bCs/>
+        </w:rPr>
+        <w:t>Time weighting:</w:t>
+      </w:r>
+    </w:p>
+    <w:p>
+      <w:pPr>
+        <w:numPr>
+          <w:ilvl w:val="1"/>
+          <w:numId w:val="15"/>
+        </w:numPr>
+      </w:pPr>
+      <w:r>
+        <w:t>Adjusts how much fibre potential timing (in addition to estimated locations) contributes to identifying different fibres.</w:t>
+      </w:r>
+    </w:p>
+    <w:p>
+      <w:pPr>
+        <w:numPr>
+          <w:ilvl w:val="1"/>
+          <w:numId w:val="15"/>
+        </w:numPr>
+      </w:pPr>
+      <w:r>
+        <w:t>A higher value gives more weight to temporal information, while a lower value gives more weight to estimated locations.</w:t>
+      </w:r>
+    </w:p>
+    <w:p>
+      <w:r>
+        <w:rPr>
+          <w:b/>
+          <w:bCs/>
+        </w:rPr>
+        <w:t>Usage instructions:</w:t>
+      </w:r>
+    </w:p>
+    <w:p>
+      <w:pPr>
+        <w:numPr>
+          <w:ilvl w:val="0"/>
+          <w:numId w:val="16"/>
+        </w:numPr>
+      </w:pPr>
+      <w:r>
+        <w:rPr>
+          <w:b/>
+          <w:bCs/>
+        </w:rPr>
+        <w:t>Adjust time weighting:</w:t>
+      </w:r>
+      <w:r>
+        <w:t xml:space="preserve"> Modify the time weighting setting as needed.</w:t>
+      </w:r>
+    </w:p>
+    <w:p>
+      <w:pPr>
+        <w:numPr>
+          <w:ilvl w:val="0"/>
+          <w:numId w:val="16"/>
+        </w:numPr>
+      </w:pPr>
+      <w:r>
+        <w:rPr>
+          <w:b/>
+          <w:bCs/>
+        </w:rPr>
+        <w:t>Apply:</w:t>
+      </w:r>
+      <w:r>
+        <w:t xml:space="preserve"> Click the "Apply" button to estimate fibre locations.</w:t>
+      </w:r>
+    </w:p>
+    <w:p>
+      <w:r>
+        <w:rPr>
+          <w:b/>
+          <w:bCs/>
+        </w:rPr>
+        <w:t>Additional notes:</w:t>
+      </w:r>
+    </w:p>
+    <w:p>
+      <w:pPr>
+        <w:numPr>
+          <w:ilvl w:val="0"/>
+          <w:numId w:val="17"/>
+        </w:numPr>
+      </w:pPr>
+      <w:r>
+        <w:t>The accuracy of fibre localization depends on the quality of the EMG data and the chosen settings.</w:t>
+      </w:r>
+    </w:p>
+    <w:p>
+      <w:pPr>
+        <w:numPr>
+          <w:ilvl w:val="0"/>
+          <w:numId w:val="17"/>
+        </w:numPr>
+      </w:pPr>
+      <w:r>
+        <w:t xml:space="preserve">The clustered fibre potentials </w:t>
+      </w:r>
+      <w:proofErr w:type="gramStart"/>
+      <w:r>
+        <w:t>is</w:t>
+      </w:r>
+      <w:proofErr w:type="gramEnd"/>
+      <w:r>
+        <w:t xml:space="preserve"> a 3D graph showing the fibre potential groupings and their relative onset times. It is possible for fibres to be co-existent in </w:t>
+      </w:r>
+      <w:proofErr w:type="gramStart"/>
+      <w:r>
+        <w:t>space, but</w:t>
+      </w:r>
+      <w:proofErr w:type="gramEnd"/>
+      <w:r>
+        <w:t xml:space="preserve"> have an offset in their inter-spike interval to enable separation.</w:t>
+      </w:r>
+    </w:p>
+    <w:p>
+      <w:pPr>
+        <w:numPr>
+          <w:ilvl w:val="0"/>
+          <w:numId w:val="17"/>
+        </w:numPr>
+      </w:pPr>
+      <w:r>
+        <w:t>You can use the fibre localization results to study the spatial distribution of motor units within a muscle</w:t>
+      </w:r>
+      <w:r>
+        <w:t>.</w:t>
+      </w:r>
+    </w:p>
+    <w:p/>
+    <w:p>
+      <w:pPr>
+        <w:pStyle w:val="Heading1"/>
+      </w:pPr>
+      <w:r>
+        <w:t>Step 7- Jitter analysis</w:t>
+      </w:r>
+    </w:p>
+    <w:p>
+      <w:r>
+        <w:t xml:space="preserve">This section of the interface allows you to </w:t>
+      </w:r>
+      <w:proofErr w:type="spellStart"/>
+      <w:r>
+        <w:t>analyze</w:t>
+      </w:r>
+      <w:proofErr w:type="spellEnd"/>
+      <w:r>
+        <w:t xml:space="preserve"> the jitter (variability in inter-spike intervals) of motor unit action potentials.</w:t>
+      </w:r>
+    </w:p>
+    <w:p>
+      <w:r>
+        <w:rPr>
+          <w:b/>
+          <w:bCs/>
+        </w:rPr>
+        <w:t>Key features:</w:t>
+      </w:r>
+    </w:p>
+    <w:p>
+      <w:pPr>
+        <w:numPr>
+          <w:ilvl w:val="0"/>
+          <w:numId w:val="18"/>
+        </w:numPr>
+      </w:pPr>
+      <w:r>
+        <w:rPr>
+          <w:b/>
+          <w:bCs/>
+        </w:rPr>
+        <w:t>Motor unit selection:</w:t>
+      </w:r>
+      <w:r>
+        <w:t xml:space="preserve"> Select the motor unit to </w:t>
+      </w:r>
+      <w:proofErr w:type="spellStart"/>
+      <w:r>
+        <w:t>analyze</w:t>
+      </w:r>
+      <w:proofErr w:type="spellEnd"/>
+      <w:r>
+        <w:t>.</w:t>
+      </w:r>
+    </w:p>
+    <w:p>
+      <w:pPr>
+        <w:numPr>
+          <w:ilvl w:val="0"/>
+          <w:numId w:val="18"/>
+        </w:numPr>
+      </w:pPr>
+      <w:r>
+        <w:rPr>
+          <w:b/>
+          <w:bCs/>
+        </w:rPr>
+        <w:t>Fibre pair selection:</w:t>
+      </w:r>
+      <w:r>
+        <w:t xml:space="preserve"> Choose a pair of fibres to compare.</w:t>
+      </w:r>
+    </w:p>
+    <w:p>
+      <w:pPr>
+        <w:numPr>
+          <w:ilvl w:val="0"/>
+          <w:numId w:val="18"/>
+        </w:numPr>
+      </w:pPr>
+      <w:r>
+        <w:rPr>
+          <w:b/>
+          <w:bCs/>
+        </w:rPr>
+        <w:t>Mean consecutive differences:</w:t>
+      </w:r>
+      <w:r>
+        <w:t xml:space="preserve"> Displays a heatmap showing the mean consecutive differences between the onset times of the two fibres.</w:t>
+      </w:r>
+    </w:p>
+    <w:p>
+      <w:pPr>
+        <w:numPr>
+          <w:ilvl w:val="0"/>
+          <w:numId w:val="18"/>
+        </w:numPr>
+      </w:pPr>
+      <w:r>
+        <w:rPr>
+          <w:b/>
+          <w:bCs/>
+        </w:rPr>
+        <w:lastRenderedPageBreak/>
+        <w:t>Sample sizes:</w:t>
+      </w:r>
+      <w:r>
+        <w:t xml:space="preserve"> Displays the number of consecutive differences for each fibre pair.</w:t>
+      </w:r>
+    </w:p>
+    <w:p>
+      <w:pPr>
+        <w:numPr>
+          <w:ilvl w:val="0"/>
+          <w:numId w:val="18"/>
+        </w:numPr>
+      </w:pPr>
+      <w:r>
+        <w:rPr>
+          <w:b/>
+          <w:bCs/>
+        </w:rPr>
+        <w:t>Raster plot:</w:t>
+      </w:r>
+      <w:r>
+        <w:t xml:space="preserve"> Shows the onset times of individual fibre potentials and the inter-spike intervals.</w:t>
+      </w:r>
+    </w:p>
+    <w:p>
+      <w:r>
+        <w:rPr>
+          <w:b/>
+          <w:bCs/>
+        </w:rPr>
+        <w:t>Usage instructions:</w:t>
+      </w:r>
+    </w:p>
+    <w:p>
+      <w:pPr>
+        <w:numPr>
+          <w:ilvl w:val="0"/>
+          <w:numId w:val="19"/>
+        </w:numPr>
+      </w:pPr>
+      <w:r>
+        <w:rPr>
+          <w:b/>
+          <w:bCs/>
+        </w:rPr>
+        <w:t>Select motor unit:</w:t>
+      </w:r>
+      <w:r>
+        <w:t xml:space="preserve"> Choose the desired motor unit from the dropdown list.</w:t>
+      </w:r>
+    </w:p>
+    <w:p>
+      <w:pPr>
+        <w:numPr>
+          <w:ilvl w:val="0"/>
+          <w:numId w:val="19"/>
+        </w:numPr>
+      </w:pPr>
+      <w:r>
+        <w:rPr>
+          <w:b/>
+          <w:bCs/>
+        </w:rPr>
+        <w:t>View results:</w:t>
+      </w:r>
+      <w:r>
+        <w:t xml:space="preserve"> The heatmap and sample sizes will be displayed, showing the mean consecutive differences and the number of consecutive differences for each fibre pair.</w:t>
+      </w:r>
+    </w:p>
+    <w:p>
+      <w:pPr>
+        <w:numPr>
+          <w:ilvl w:val="0"/>
+          <w:numId w:val="19"/>
+        </w:numPr>
+      </w:pPr>
+      <w:r>
+        <w:rPr>
+          <w:b/>
+          <w:bCs/>
+        </w:rPr>
+        <w:t>Select fibre pair:</w:t>
+      </w:r>
+      <w:r>
+        <w:t xml:space="preserve"> Select a pair of fibres to </w:t>
+      </w:r>
+      <w:proofErr w:type="spellStart"/>
+      <w:r>
+        <w:t>analyze</w:t>
+      </w:r>
+      <w:proofErr w:type="spellEnd"/>
+      <w:r>
+        <w:t>.</w:t>
+      </w:r>
+    </w:p>
+    <w:p>
+      <w:pPr>
+        <w:numPr>
+          <w:ilvl w:val="0"/>
+          <w:numId w:val="19"/>
+        </w:numPr>
+      </w:pPr>
+      <w:r>
+        <w:rPr>
+          <w:b/>
+          <w:bCs/>
+        </w:rPr>
+        <w:t>View raster plot:</w:t>
+      </w:r>
+      <w:r>
+        <w:t xml:space="preserve"> The raster plot will show the onset times of the two fibres and the inter-spike intervals between them.</w:t>
+      </w:r>
+    </w:p>
+    <w:p>
+      <w:r>
+        <w:rPr>
+          <w:b/>
+          <w:bCs/>
+        </w:rPr>
+        <w:t>Additional notes:</w:t>
+      </w:r>
+    </w:p>
+    <w:p>
+      <w:pPr>
+        <w:numPr>
+          <w:ilvl w:val="0"/>
+          <w:numId w:val="20"/>
+        </w:numPr>
+      </w:pPr>
+      <w:r>
+        <w:t xml:space="preserve">The heatmap represents the average jitter between the two fibres, with </w:t>
+      </w:r>
+      <w:r>
+        <w:t>darker</w:t>
+      </w:r>
+      <w:r>
+        <w:t xml:space="preserve"> colo</w:t>
+      </w:r>
+      <w:r>
+        <w:t>u</w:t>
+      </w:r>
+      <w:r>
+        <w:t xml:space="preserve">rs indicating higher jitter and </w:t>
+      </w:r>
+      <w:r>
+        <w:t xml:space="preserve">lighter </w:t>
+      </w:r>
+      <w:r>
+        <w:t>colo</w:t>
+      </w:r>
+      <w:r>
+        <w:t>u</w:t>
+      </w:r>
+      <w:r>
+        <w:t>rs indicating lower jitter.</w:t>
+      </w:r>
+    </w:p>
+    <w:p>
+      <w:pPr>
+        <w:numPr>
+          <w:ilvl w:val="0"/>
+          <w:numId w:val="20"/>
+        </w:numPr>
+      </w:pPr>
+      <w:r>
+        <w:t>The sample sizes indicate the number of data points used to calculate the mean consecutive differences.</w:t>
+      </w:r>
+    </w:p>
+    <w:p>
+      <w:pPr>
+        <w:numPr>
+          <w:ilvl w:val="0"/>
+          <w:numId w:val="20"/>
+        </w:numPr>
+      </w:pPr>
+      <w:r>
+        <w:t>The raster plot allows you to visualize the temporal relationship between the firing of the two fibres and to identify any patterns of asynchrony.</w:t>
+      </w:r>
+    </w:p>
+    <w:p/>
+    <w:p>
+      <w:pPr>
+        <w:pStyle w:val="Heading1"/>
+      </w:pPr>
+      <w:r>
+        <w:t>Step 8- Export results</w:t>
+      </w:r>
+    </w:p>
+    <w:p>
+      <w:pPr>
+        <w:rPr>
           <w:rFonts w:ascii="Helvetica Neue" w:hAnsi="Helvetica Neue"/>
-          <w:b/>
-          <w:bCs/>
-          <w:sz w:val="40"/>
-          <w:szCs w:val="40"/>
-        </w:rPr>
-      </w:pPr>
-      <w:r>
-        <w:rPr>
-          <w:rFonts w:ascii="Helvetica Neue" w:hAnsi="Helvetica Neue"/>
-          <w:b/>
-          <w:bCs/>
-          <w:sz w:val="40"/>
-          <w:szCs w:val="40"/>
-        </w:rPr>
-        <w:t>Help Guide</w:t>
-      </w:r>
-    </w:p>
-    <w:p>
-      <w:pPr>
-        <w:jc w:val="center"/>
-        <w:rPr>
-          <w:rFonts w:ascii="Helvetica Neue" w:hAnsi="Helvetica Neue"/>
-          <w:b/>
-          <w:bCs/>
-          <w:sz w:val="40"/>
-          <w:szCs w:val="40"/>
-        </w:rPr>
-      </w:pPr>
-    </w:p>
-    <w:p>
-      <w:pPr>
-        <w:rPr>
-          <w:rFonts w:ascii="Helvetica Neue" w:hAnsi="Helvetica Neue"/>
-        </w:rPr>
-      </w:pPr>
-      <w:r>
-        <w:rPr>
-          <w:rFonts w:ascii="Helvetica Neue" w:hAnsi="Helvetica Neue"/>
-        </w:rPr>
-        <w:t xml:space="preserve">&lt; Insert information about the </w:t>
-      </w:r>
-      <w:proofErr w:type="spellStart"/>
-      <w:r>
-        <w:rPr>
-          <w:rFonts w:ascii="Helvetica Neue" w:hAnsi="Helvetica Neue"/>
-        </w:rPr>
-        <w:t>microEMG</w:t>
-      </w:r>
-      <w:proofErr w:type="spellEnd"/>
-      <w:r>
-        <w:rPr>
-          <w:rFonts w:ascii="Helvetica Neue" w:hAnsi="Helvetica Neue"/>
-        </w:rPr>
-        <w:t xml:space="preserve"> GUI and analysis &gt;</w:t>
-      </w:r>
+        </w:rPr>
+      </w:pPr>
     </w:p>
     <w:sectPr>
       <w:pgSz w:w="11906" w:h="16838"/>
@@ -128,8 +2007,2877 @@
 </w:document>
 </file>
 
+<file path=word/numbering.xml><?xml version="1.0" encoding="utf-8"?>
+<w:numbering xmlns:wpc="http://schemas.microsoft.com/office/word/2010/wordprocessingCanvas" xmlns:cx="http://schemas.microsoft.com/office/drawing/2014/chartex" xmlns:cx1="http://schemas.microsoft.com/office/drawing/2015/9/8/chartex" xmlns:cx2="http://schemas.microsoft.com/office/drawing/2015/10/21/chartex" xmlns:cx3="http://schemas.microsoft.com/office/drawing/2016/5/9/chartex" xmlns:cx4="http://schemas.microsoft.com/office/drawing/2016/5/10/chartex" xmlns:cx5="http://schemas.microsoft.com/office/drawing/2016/5/11/chartex" xmlns:cx6="http://schemas.microsoft.com/office/drawing/2016/5/12/chartex" xmlns:cx7="http://schemas.microsoft.com/office/drawing/2016/5/13/chartex" xmlns:cx8="http://schemas.microsoft.com/office/drawing/2016/5/14/chartex" xmlns:mc="http://schemas.openxmlformats.org/markup-compatibility/2006" xmlns:aink="http://schemas.microsoft.com/office/drawing/2016/ink" xmlns:am3d="http://schemas.microsoft.com/office/drawing/2017/model3d" xmlns:o="urn:schemas-microsoft-com:office:office" xmlns:oel="http://schemas.microsoft.com/office/2019/extlst" xmlns:r="http://schemas.openxmlformats.org/officeDocument/2006/relationships" xmlns:m="http://schemas.openxmlformats.org/officeDocument/2006/math" xmlns:v="urn:schemas-microsoft-com:vml" xmlns:wp14="http://schemas.microsoft.com/office/word/2010/wordprocessingDrawing" xmlns:wp="http://schemas.openxmlformats.org/drawingml/2006/wordprocessingDrawing" xmlns:w10="urn:schemas-microsoft-com:office:word" xmlns:w="http://schemas.openxmlformats.org/wordprocessingml/2006/main" xmlns:w14="http://schemas.microsoft.com/office/word/2010/wordml" xmlns:w15="http://schemas.microsoft.com/office/word/2012/wordml" xmlns:w16cex="http://schemas.microsoft.com/office/word/2018/wordml/cex" xmlns:w16cid="http://schemas.microsoft.com/office/word/2016/wordml/cid" xmlns:w16="http://schemas.microsoft.com/office/word/2018/wordml" xmlns:w16du="http://schemas.microsoft.com/office/word/2023/wordml/word16du" xmlns:w16sdtdh="http://schemas.microsoft.com/office/word/2020/wordml/sdtdatahash" xmlns:w16se="http://schemas.microsoft.com/office/word/2015/wordml/symex" xmlns:wpg="http://schemas.microsoft.com/office/word/2010/wordprocessingGroup" xmlns:wpi="http://schemas.microsoft.com/office/word/2010/wordprocessingInk" xmlns:wne="http://schemas.microsoft.com/office/word/2006/wordml" xmlns:wps="http://schemas.microsoft.com/office/word/2010/wordprocessingShape" mc:Ignorable="w14 w15 w16se w16cid w16 w16cex w16sdtdh w16du wp14">
+  <w:abstractNum w:abstractNumId="0" w15:restartNumberingAfterBreak="0">
+    <w:nsid w:val="090A07A4"/>
+    <w:multiLevelType w:val="multilevel"/>
+    <w:tmpl w:val="92E8600A"/>
+    <w:lvl w:ilvl="0">
+      <w:start w:val="1"/>
+      <w:numFmt w:val="bullet"/>
+      <w:lvlText w:val=""/>
+      <w:lvlJc w:val="left"/>
+      <w:pPr>
+        <w:tabs>
+          <w:tab w:val="num" w:pos="720"/>
+        </w:tabs>
+        <w:ind w:left="720" w:hanging="360"/>
+      </w:pPr>
+      <w:rPr>
+        <w:rFonts w:ascii="Symbol" w:hAnsi="Symbol" w:hint="default"/>
+        <w:sz w:val="20"/>
+      </w:rPr>
+    </w:lvl>
+    <w:lvl w:ilvl="1" w:tentative="1">
+      <w:start w:val="1"/>
+      <w:numFmt w:val="bullet"/>
+      <w:lvlText w:val="o"/>
+      <w:lvlJc w:val="left"/>
+      <w:pPr>
+        <w:tabs>
+          <w:tab w:val="num" w:pos="1440"/>
+        </w:tabs>
+        <w:ind w:left="1440" w:hanging="360"/>
+      </w:pPr>
+      <w:rPr>
+        <w:rFonts w:ascii="Courier New" w:hAnsi="Courier New" w:hint="default"/>
+        <w:sz w:val="20"/>
+      </w:rPr>
+    </w:lvl>
+    <w:lvl w:ilvl="2" w:tentative="1">
+      <w:start w:val="1"/>
+      <w:numFmt w:val="bullet"/>
+      <w:lvlText w:val=""/>
+      <w:lvlJc w:val="left"/>
+      <w:pPr>
+        <w:tabs>
+          <w:tab w:val="num" w:pos="2160"/>
+        </w:tabs>
+        <w:ind w:left="2160" w:hanging="360"/>
+      </w:pPr>
+      <w:rPr>
+        <w:rFonts w:ascii="Wingdings" w:hAnsi="Wingdings" w:hint="default"/>
+        <w:sz w:val="20"/>
+      </w:rPr>
+    </w:lvl>
+    <w:lvl w:ilvl="3" w:tentative="1">
+      <w:start w:val="1"/>
+      <w:numFmt w:val="bullet"/>
+      <w:lvlText w:val=""/>
+      <w:lvlJc w:val="left"/>
+      <w:pPr>
+        <w:tabs>
+          <w:tab w:val="num" w:pos="2880"/>
+        </w:tabs>
+        <w:ind w:left="2880" w:hanging="360"/>
+      </w:pPr>
+      <w:rPr>
+        <w:rFonts w:ascii="Wingdings" w:hAnsi="Wingdings" w:hint="default"/>
+        <w:sz w:val="20"/>
+      </w:rPr>
+    </w:lvl>
+    <w:lvl w:ilvl="4" w:tentative="1">
+      <w:start w:val="1"/>
+      <w:numFmt w:val="bullet"/>
+      <w:lvlText w:val=""/>
+      <w:lvlJc w:val="left"/>
+      <w:pPr>
+        <w:tabs>
+          <w:tab w:val="num" w:pos="3600"/>
+        </w:tabs>
+        <w:ind w:left="3600" w:hanging="360"/>
+      </w:pPr>
+      <w:rPr>
+        <w:rFonts w:ascii="Wingdings" w:hAnsi="Wingdings" w:hint="default"/>
+        <w:sz w:val="20"/>
+      </w:rPr>
+    </w:lvl>
+    <w:lvl w:ilvl="5" w:tentative="1">
+      <w:start w:val="1"/>
+      <w:numFmt w:val="bullet"/>
+      <w:lvlText w:val=""/>
+      <w:lvlJc w:val="left"/>
+      <w:pPr>
+        <w:tabs>
+          <w:tab w:val="num" w:pos="4320"/>
+        </w:tabs>
+        <w:ind w:left="4320" w:hanging="360"/>
+      </w:pPr>
+      <w:rPr>
+        <w:rFonts w:ascii="Wingdings" w:hAnsi="Wingdings" w:hint="default"/>
+        <w:sz w:val="20"/>
+      </w:rPr>
+    </w:lvl>
+    <w:lvl w:ilvl="6" w:tentative="1">
+      <w:start w:val="1"/>
+      <w:numFmt w:val="bullet"/>
+      <w:lvlText w:val=""/>
+      <w:lvlJc w:val="left"/>
+      <w:pPr>
+        <w:tabs>
+          <w:tab w:val="num" w:pos="5040"/>
+        </w:tabs>
+        <w:ind w:left="5040" w:hanging="360"/>
+      </w:pPr>
+      <w:rPr>
+        <w:rFonts w:ascii="Wingdings" w:hAnsi="Wingdings" w:hint="default"/>
+        <w:sz w:val="20"/>
+      </w:rPr>
+    </w:lvl>
+    <w:lvl w:ilvl="7" w:tentative="1">
+      <w:start w:val="1"/>
+      <w:numFmt w:val="bullet"/>
+      <w:lvlText w:val=""/>
+      <w:lvlJc w:val="left"/>
+      <w:pPr>
+        <w:tabs>
+          <w:tab w:val="num" w:pos="5760"/>
+        </w:tabs>
+        <w:ind w:left="5760" w:hanging="360"/>
+      </w:pPr>
+      <w:rPr>
+        <w:rFonts w:ascii="Wingdings" w:hAnsi="Wingdings" w:hint="default"/>
+        <w:sz w:val="20"/>
+      </w:rPr>
+    </w:lvl>
+    <w:lvl w:ilvl="8" w:tentative="1">
+      <w:start w:val="1"/>
+      <w:numFmt w:val="bullet"/>
+      <w:lvlText w:val=""/>
+      <w:lvlJc w:val="left"/>
+      <w:pPr>
+        <w:tabs>
+          <w:tab w:val="num" w:pos="6480"/>
+        </w:tabs>
+        <w:ind w:left="6480" w:hanging="360"/>
+      </w:pPr>
+      <w:rPr>
+        <w:rFonts w:ascii="Wingdings" w:hAnsi="Wingdings" w:hint="default"/>
+        <w:sz w:val="20"/>
+      </w:rPr>
+    </w:lvl>
+  </w:abstractNum>
+  <w:abstractNum w:abstractNumId="1" w15:restartNumberingAfterBreak="0">
+    <w:nsid w:val="111B5A41"/>
+    <w:multiLevelType w:val="multilevel"/>
+    <w:tmpl w:val="57469F14"/>
+    <w:lvl w:ilvl="0">
+      <w:start w:val="1"/>
+      <w:numFmt w:val="decimal"/>
+      <w:lvlText w:val="%1."/>
+      <w:lvlJc w:val="left"/>
+      <w:pPr>
+        <w:tabs>
+          <w:tab w:val="num" w:pos="720"/>
+        </w:tabs>
+        <w:ind w:left="720" w:hanging="360"/>
+      </w:pPr>
+    </w:lvl>
+    <w:lvl w:ilvl="1" w:tentative="1">
+      <w:start w:val="1"/>
+      <w:numFmt w:val="decimal"/>
+      <w:lvlText w:val="%2."/>
+      <w:lvlJc w:val="left"/>
+      <w:pPr>
+        <w:tabs>
+          <w:tab w:val="num" w:pos="1440"/>
+        </w:tabs>
+        <w:ind w:left="1440" w:hanging="360"/>
+      </w:pPr>
+    </w:lvl>
+    <w:lvl w:ilvl="2" w:tentative="1">
+      <w:start w:val="1"/>
+      <w:numFmt w:val="decimal"/>
+      <w:lvlText w:val="%3."/>
+      <w:lvlJc w:val="left"/>
+      <w:pPr>
+        <w:tabs>
+          <w:tab w:val="num" w:pos="2160"/>
+        </w:tabs>
+        <w:ind w:left="2160" w:hanging="360"/>
+      </w:pPr>
+    </w:lvl>
+    <w:lvl w:ilvl="3" w:tentative="1">
+      <w:start w:val="1"/>
+      <w:numFmt w:val="decimal"/>
+      <w:lvlText w:val="%4."/>
+      <w:lvlJc w:val="left"/>
+      <w:pPr>
+        <w:tabs>
+          <w:tab w:val="num" w:pos="2880"/>
+        </w:tabs>
+        <w:ind w:left="2880" w:hanging="360"/>
+      </w:pPr>
+    </w:lvl>
+    <w:lvl w:ilvl="4" w:tentative="1">
+      <w:start w:val="1"/>
+      <w:numFmt w:val="decimal"/>
+      <w:lvlText w:val="%5."/>
+      <w:lvlJc w:val="left"/>
+      <w:pPr>
+        <w:tabs>
+          <w:tab w:val="num" w:pos="3600"/>
+        </w:tabs>
+        <w:ind w:left="3600" w:hanging="360"/>
+      </w:pPr>
+    </w:lvl>
+    <w:lvl w:ilvl="5" w:tentative="1">
+      <w:start w:val="1"/>
+      <w:numFmt w:val="decimal"/>
+      <w:lvlText w:val="%6."/>
+      <w:lvlJc w:val="left"/>
+      <w:pPr>
+        <w:tabs>
+          <w:tab w:val="num" w:pos="4320"/>
+        </w:tabs>
+        <w:ind w:left="4320" w:hanging="360"/>
+      </w:pPr>
+    </w:lvl>
+    <w:lvl w:ilvl="6" w:tentative="1">
+      <w:start w:val="1"/>
+      <w:numFmt w:val="decimal"/>
+      <w:lvlText w:val="%7."/>
+      <w:lvlJc w:val="left"/>
+      <w:pPr>
+        <w:tabs>
+          <w:tab w:val="num" w:pos="5040"/>
+        </w:tabs>
+        <w:ind w:left="5040" w:hanging="360"/>
+      </w:pPr>
+    </w:lvl>
+    <w:lvl w:ilvl="7" w:tentative="1">
+      <w:start w:val="1"/>
+      <w:numFmt w:val="decimal"/>
+      <w:lvlText w:val="%8."/>
+      <w:lvlJc w:val="left"/>
+      <w:pPr>
+        <w:tabs>
+          <w:tab w:val="num" w:pos="5760"/>
+        </w:tabs>
+        <w:ind w:left="5760" w:hanging="360"/>
+      </w:pPr>
+    </w:lvl>
+    <w:lvl w:ilvl="8" w:tentative="1">
+      <w:start w:val="1"/>
+      <w:numFmt w:val="decimal"/>
+      <w:lvlText w:val="%9."/>
+      <w:lvlJc w:val="left"/>
+      <w:pPr>
+        <w:tabs>
+          <w:tab w:val="num" w:pos="6480"/>
+        </w:tabs>
+        <w:ind w:left="6480" w:hanging="360"/>
+      </w:pPr>
+    </w:lvl>
+  </w:abstractNum>
+  <w:abstractNum w:abstractNumId="2" w15:restartNumberingAfterBreak="0">
+    <w:nsid w:val="123D5B8D"/>
+    <w:multiLevelType w:val="multilevel"/>
+    <w:tmpl w:val="F2BE1EAC"/>
+    <w:lvl w:ilvl="0">
+      <w:start w:val="1"/>
+      <w:numFmt w:val="bullet"/>
+      <w:lvlText w:val=""/>
+      <w:lvlJc w:val="left"/>
+      <w:pPr>
+        <w:tabs>
+          <w:tab w:val="num" w:pos="720"/>
+        </w:tabs>
+        <w:ind w:left="720" w:hanging="360"/>
+      </w:pPr>
+      <w:rPr>
+        <w:rFonts w:ascii="Symbol" w:hAnsi="Symbol" w:hint="default"/>
+        <w:sz w:val="20"/>
+      </w:rPr>
+    </w:lvl>
+    <w:lvl w:ilvl="1">
+      <w:start w:val="1"/>
+      <w:numFmt w:val="bullet"/>
+      <w:lvlText w:val="o"/>
+      <w:lvlJc w:val="left"/>
+      <w:pPr>
+        <w:tabs>
+          <w:tab w:val="num" w:pos="1440"/>
+        </w:tabs>
+        <w:ind w:left="1440" w:hanging="360"/>
+      </w:pPr>
+      <w:rPr>
+        <w:rFonts w:ascii="Courier New" w:hAnsi="Courier New" w:hint="default"/>
+        <w:sz w:val="20"/>
+      </w:rPr>
+    </w:lvl>
+    <w:lvl w:ilvl="2">
+      <w:start w:val="1"/>
+      <w:numFmt w:val="bullet"/>
+      <w:lvlText w:val=""/>
+      <w:lvlJc w:val="left"/>
+      <w:pPr>
+        <w:tabs>
+          <w:tab w:val="num" w:pos="2160"/>
+        </w:tabs>
+        <w:ind w:left="2160" w:hanging="360"/>
+      </w:pPr>
+      <w:rPr>
+        <w:rFonts w:ascii="Wingdings" w:hAnsi="Wingdings" w:hint="default"/>
+        <w:sz w:val="20"/>
+      </w:rPr>
+    </w:lvl>
+    <w:lvl w:ilvl="3" w:tentative="1">
+      <w:start w:val="1"/>
+      <w:numFmt w:val="bullet"/>
+      <w:lvlText w:val=""/>
+      <w:lvlJc w:val="left"/>
+      <w:pPr>
+        <w:tabs>
+          <w:tab w:val="num" w:pos="2880"/>
+        </w:tabs>
+        <w:ind w:left="2880" w:hanging="360"/>
+      </w:pPr>
+      <w:rPr>
+        <w:rFonts w:ascii="Wingdings" w:hAnsi="Wingdings" w:hint="default"/>
+        <w:sz w:val="20"/>
+      </w:rPr>
+    </w:lvl>
+    <w:lvl w:ilvl="4" w:tentative="1">
+      <w:start w:val="1"/>
+      <w:numFmt w:val="bullet"/>
+      <w:lvlText w:val=""/>
+      <w:lvlJc w:val="left"/>
+      <w:pPr>
+        <w:tabs>
+          <w:tab w:val="num" w:pos="3600"/>
+        </w:tabs>
+        <w:ind w:left="3600" w:hanging="360"/>
+      </w:pPr>
+      <w:rPr>
+        <w:rFonts w:ascii="Wingdings" w:hAnsi="Wingdings" w:hint="default"/>
+        <w:sz w:val="20"/>
+      </w:rPr>
+    </w:lvl>
+    <w:lvl w:ilvl="5" w:tentative="1">
+      <w:start w:val="1"/>
+      <w:numFmt w:val="bullet"/>
+      <w:lvlText w:val=""/>
+      <w:lvlJc w:val="left"/>
+      <w:pPr>
+        <w:tabs>
+          <w:tab w:val="num" w:pos="4320"/>
+        </w:tabs>
+        <w:ind w:left="4320" w:hanging="360"/>
+      </w:pPr>
+      <w:rPr>
+        <w:rFonts w:ascii="Wingdings" w:hAnsi="Wingdings" w:hint="default"/>
+        <w:sz w:val="20"/>
+      </w:rPr>
+    </w:lvl>
+    <w:lvl w:ilvl="6" w:tentative="1">
+      <w:start w:val="1"/>
+      <w:numFmt w:val="bullet"/>
+      <w:lvlText w:val=""/>
+      <w:lvlJc w:val="left"/>
+      <w:pPr>
+        <w:tabs>
+          <w:tab w:val="num" w:pos="5040"/>
+        </w:tabs>
+        <w:ind w:left="5040" w:hanging="360"/>
+      </w:pPr>
+      <w:rPr>
+        <w:rFonts w:ascii="Wingdings" w:hAnsi="Wingdings" w:hint="default"/>
+        <w:sz w:val="20"/>
+      </w:rPr>
+    </w:lvl>
+    <w:lvl w:ilvl="7" w:tentative="1">
+      <w:start w:val="1"/>
+      <w:numFmt w:val="bullet"/>
+      <w:lvlText w:val=""/>
+      <w:lvlJc w:val="left"/>
+      <w:pPr>
+        <w:tabs>
+          <w:tab w:val="num" w:pos="5760"/>
+        </w:tabs>
+        <w:ind w:left="5760" w:hanging="360"/>
+      </w:pPr>
+      <w:rPr>
+        <w:rFonts w:ascii="Wingdings" w:hAnsi="Wingdings" w:hint="default"/>
+        <w:sz w:val="20"/>
+      </w:rPr>
+    </w:lvl>
+    <w:lvl w:ilvl="8" w:tentative="1">
+      <w:start w:val="1"/>
+      <w:numFmt w:val="bullet"/>
+      <w:lvlText w:val=""/>
+      <w:lvlJc w:val="left"/>
+      <w:pPr>
+        <w:tabs>
+          <w:tab w:val="num" w:pos="6480"/>
+        </w:tabs>
+        <w:ind w:left="6480" w:hanging="360"/>
+      </w:pPr>
+      <w:rPr>
+        <w:rFonts w:ascii="Wingdings" w:hAnsi="Wingdings" w:hint="default"/>
+        <w:sz w:val="20"/>
+      </w:rPr>
+    </w:lvl>
+  </w:abstractNum>
+  <w:abstractNum w:abstractNumId="3" w15:restartNumberingAfterBreak="0">
+    <w:nsid w:val="1E6C4C83"/>
+    <w:multiLevelType w:val="multilevel"/>
+    <w:tmpl w:val="FF9CC484"/>
+    <w:lvl w:ilvl="0">
+      <w:start w:val="1"/>
+      <w:numFmt w:val="bullet"/>
+      <w:lvlText w:val=""/>
+      <w:lvlJc w:val="left"/>
+      <w:pPr>
+        <w:tabs>
+          <w:tab w:val="num" w:pos="720"/>
+        </w:tabs>
+        <w:ind w:left="720" w:hanging="360"/>
+      </w:pPr>
+      <w:rPr>
+        <w:rFonts w:ascii="Symbol" w:hAnsi="Symbol" w:hint="default"/>
+        <w:sz w:val="20"/>
+      </w:rPr>
+    </w:lvl>
+    <w:lvl w:ilvl="1">
+      <w:start w:val="1"/>
+      <w:numFmt w:val="bullet"/>
+      <w:lvlText w:val="o"/>
+      <w:lvlJc w:val="left"/>
+      <w:pPr>
+        <w:tabs>
+          <w:tab w:val="num" w:pos="1440"/>
+        </w:tabs>
+        <w:ind w:left="1440" w:hanging="360"/>
+      </w:pPr>
+      <w:rPr>
+        <w:rFonts w:ascii="Courier New" w:hAnsi="Courier New" w:hint="default"/>
+        <w:sz w:val="20"/>
+      </w:rPr>
+    </w:lvl>
+    <w:lvl w:ilvl="2" w:tentative="1">
+      <w:start w:val="1"/>
+      <w:numFmt w:val="bullet"/>
+      <w:lvlText w:val=""/>
+      <w:lvlJc w:val="left"/>
+      <w:pPr>
+        <w:tabs>
+          <w:tab w:val="num" w:pos="2160"/>
+        </w:tabs>
+        <w:ind w:left="2160" w:hanging="360"/>
+      </w:pPr>
+      <w:rPr>
+        <w:rFonts w:ascii="Wingdings" w:hAnsi="Wingdings" w:hint="default"/>
+        <w:sz w:val="20"/>
+      </w:rPr>
+    </w:lvl>
+    <w:lvl w:ilvl="3" w:tentative="1">
+      <w:start w:val="1"/>
+      <w:numFmt w:val="bullet"/>
+      <w:lvlText w:val=""/>
+      <w:lvlJc w:val="left"/>
+      <w:pPr>
+        <w:tabs>
+          <w:tab w:val="num" w:pos="2880"/>
+        </w:tabs>
+        <w:ind w:left="2880" w:hanging="360"/>
+      </w:pPr>
+      <w:rPr>
+        <w:rFonts w:ascii="Wingdings" w:hAnsi="Wingdings" w:hint="default"/>
+        <w:sz w:val="20"/>
+      </w:rPr>
+    </w:lvl>
+    <w:lvl w:ilvl="4" w:tentative="1">
+      <w:start w:val="1"/>
+      <w:numFmt w:val="bullet"/>
+      <w:lvlText w:val=""/>
+      <w:lvlJc w:val="left"/>
+      <w:pPr>
+        <w:tabs>
+          <w:tab w:val="num" w:pos="3600"/>
+        </w:tabs>
+        <w:ind w:left="3600" w:hanging="360"/>
+      </w:pPr>
+      <w:rPr>
+        <w:rFonts w:ascii="Wingdings" w:hAnsi="Wingdings" w:hint="default"/>
+        <w:sz w:val="20"/>
+      </w:rPr>
+    </w:lvl>
+    <w:lvl w:ilvl="5" w:tentative="1">
+      <w:start w:val="1"/>
+      <w:numFmt w:val="bullet"/>
+      <w:lvlText w:val=""/>
+      <w:lvlJc w:val="left"/>
+      <w:pPr>
+        <w:tabs>
+          <w:tab w:val="num" w:pos="4320"/>
+        </w:tabs>
+        <w:ind w:left="4320" w:hanging="360"/>
+      </w:pPr>
+      <w:rPr>
+        <w:rFonts w:ascii="Wingdings" w:hAnsi="Wingdings" w:hint="default"/>
+        <w:sz w:val="20"/>
+      </w:rPr>
+    </w:lvl>
+    <w:lvl w:ilvl="6" w:tentative="1">
+      <w:start w:val="1"/>
+      <w:numFmt w:val="bullet"/>
+      <w:lvlText w:val=""/>
+      <w:lvlJc w:val="left"/>
+      <w:pPr>
+        <w:tabs>
+          <w:tab w:val="num" w:pos="5040"/>
+        </w:tabs>
+        <w:ind w:left="5040" w:hanging="360"/>
+      </w:pPr>
+      <w:rPr>
+        <w:rFonts w:ascii="Wingdings" w:hAnsi="Wingdings" w:hint="default"/>
+        <w:sz w:val="20"/>
+      </w:rPr>
+    </w:lvl>
+    <w:lvl w:ilvl="7" w:tentative="1">
+      <w:start w:val="1"/>
+      <w:numFmt w:val="bullet"/>
+      <w:lvlText w:val=""/>
+      <w:lvlJc w:val="left"/>
+      <w:pPr>
+        <w:tabs>
+          <w:tab w:val="num" w:pos="5760"/>
+        </w:tabs>
+        <w:ind w:left="5760" w:hanging="360"/>
+      </w:pPr>
+      <w:rPr>
+        <w:rFonts w:ascii="Wingdings" w:hAnsi="Wingdings" w:hint="default"/>
+        <w:sz w:val="20"/>
+      </w:rPr>
+    </w:lvl>
+    <w:lvl w:ilvl="8" w:tentative="1">
+      <w:start w:val="1"/>
+      <w:numFmt w:val="bullet"/>
+      <w:lvlText w:val=""/>
+      <w:lvlJc w:val="left"/>
+      <w:pPr>
+        <w:tabs>
+          <w:tab w:val="num" w:pos="6480"/>
+        </w:tabs>
+        <w:ind w:left="6480" w:hanging="360"/>
+      </w:pPr>
+      <w:rPr>
+        <w:rFonts w:ascii="Wingdings" w:hAnsi="Wingdings" w:hint="default"/>
+        <w:sz w:val="20"/>
+      </w:rPr>
+    </w:lvl>
+  </w:abstractNum>
+  <w:abstractNum w:abstractNumId="4" w15:restartNumberingAfterBreak="0">
+    <w:nsid w:val="2BD24876"/>
+    <w:multiLevelType w:val="multilevel"/>
+    <w:tmpl w:val="4904B3B0"/>
+    <w:lvl w:ilvl="0">
+      <w:start w:val="1"/>
+      <w:numFmt w:val="decimal"/>
+      <w:lvlText w:val="%1."/>
+      <w:lvlJc w:val="left"/>
+      <w:pPr>
+        <w:tabs>
+          <w:tab w:val="num" w:pos="720"/>
+        </w:tabs>
+        <w:ind w:left="720" w:hanging="360"/>
+      </w:pPr>
+    </w:lvl>
+    <w:lvl w:ilvl="1" w:tentative="1">
+      <w:start w:val="1"/>
+      <w:numFmt w:val="decimal"/>
+      <w:lvlText w:val="%2."/>
+      <w:lvlJc w:val="left"/>
+      <w:pPr>
+        <w:tabs>
+          <w:tab w:val="num" w:pos="1440"/>
+        </w:tabs>
+        <w:ind w:left="1440" w:hanging="360"/>
+      </w:pPr>
+    </w:lvl>
+    <w:lvl w:ilvl="2" w:tentative="1">
+      <w:start w:val="1"/>
+      <w:numFmt w:val="decimal"/>
+      <w:lvlText w:val="%3."/>
+      <w:lvlJc w:val="left"/>
+      <w:pPr>
+        <w:tabs>
+          <w:tab w:val="num" w:pos="2160"/>
+        </w:tabs>
+        <w:ind w:left="2160" w:hanging="360"/>
+      </w:pPr>
+    </w:lvl>
+    <w:lvl w:ilvl="3" w:tentative="1">
+      <w:start w:val="1"/>
+      <w:numFmt w:val="decimal"/>
+      <w:lvlText w:val="%4."/>
+      <w:lvlJc w:val="left"/>
+      <w:pPr>
+        <w:tabs>
+          <w:tab w:val="num" w:pos="2880"/>
+        </w:tabs>
+        <w:ind w:left="2880" w:hanging="360"/>
+      </w:pPr>
+    </w:lvl>
+    <w:lvl w:ilvl="4" w:tentative="1">
+      <w:start w:val="1"/>
+      <w:numFmt w:val="decimal"/>
+      <w:lvlText w:val="%5."/>
+      <w:lvlJc w:val="left"/>
+      <w:pPr>
+        <w:tabs>
+          <w:tab w:val="num" w:pos="3600"/>
+        </w:tabs>
+        <w:ind w:left="3600" w:hanging="360"/>
+      </w:pPr>
+    </w:lvl>
+    <w:lvl w:ilvl="5" w:tentative="1">
+      <w:start w:val="1"/>
+      <w:numFmt w:val="decimal"/>
+      <w:lvlText w:val="%6."/>
+      <w:lvlJc w:val="left"/>
+      <w:pPr>
+        <w:tabs>
+          <w:tab w:val="num" w:pos="4320"/>
+        </w:tabs>
+        <w:ind w:left="4320" w:hanging="360"/>
+      </w:pPr>
+    </w:lvl>
+    <w:lvl w:ilvl="6" w:tentative="1">
+      <w:start w:val="1"/>
+      <w:numFmt w:val="decimal"/>
+      <w:lvlText w:val="%7."/>
+      <w:lvlJc w:val="left"/>
+      <w:pPr>
+        <w:tabs>
+          <w:tab w:val="num" w:pos="5040"/>
+        </w:tabs>
+        <w:ind w:left="5040" w:hanging="360"/>
+      </w:pPr>
+    </w:lvl>
+    <w:lvl w:ilvl="7" w:tentative="1">
+      <w:start w:val="1"/>
+      <w:numFmt w:val="decimal"/>
+      <w:lvlText w:val="%8."/>
+      <w:lvlJc w:val="left"/>
+      <w:pPr>
+        <w:tabs>
+          <w:tab w:val="num" w:pos="5760"/>
+        </w:tabs>
+        <w:ind w:left="5760" w:hanging="360"/>
+      </w:pPr>
+    </w:lvl>
+    <w:lvl w:ilvl="8" w:tentative="1">
+      <w:start w:val="1"/>
+      <w:numFmt w:val="decimal"/>
+      <w:lvlText w:val="%9."/>
+      <w:lvlJc w:val="left"/>
+      <w:pPr>
+        <w:tabs>
+          <w:tab w:val="num" w:pos="6480"/>
+        </w:tabs>
+        <w:ind w:left="6480" w:hanging="360"/>
+      </w:pPr>
+    </w:lvl>
+  </w:abstractNum>
+  <w:abstractNum w:abstractNumId="5" w15:restartNumberingAfterBreak="0">
+    <w:nsid w:val="31EC6389"/>
+    <w:multiLevelType w:val="multilevel"/>
+    <w:tmpl w:val="A164EFC2"/>
+    <w:lvl w:ilvl="0">
+      <w:start w:val="1"/>
+      <w:numFmt w:val="bullet"/>
+      <w:lvlText w:val=""/>
+      <w:lvlJc w:val="left"/>
+      <w:pPr>
+        <w:tabs>
+          <w:tab w:val="num" w:pos="720"/>
+        </w:tabs>
+        <w:ind w:left="720" w:hanging="360"/>
+      </w:pPr>
+      <w:rPr>
+        <w:rFonts w:ascii="Symbol" w:hAnsi="Symbol" w:hint="default"/>
+        <w:sz w:val="20"/>
+      </w:rPr>
+    </w:lvl>
+    <w:lvl w:ilvl="1" w:tentative="1">
+      <w:start w:val="1"/>
+      <w:numFmt w:val="bullet"/>
+      <w:lvlText w:val="o"/>
+      <w:lvlJc w:val="left"/>
+      <w:pPr>
+        <w:tabs>
+          <w:tab w:val="num" w:pos="1440"/>
+        </w:tabs>
+        <w:ind w:left="1440" w:hanging="360"/>
+      </w:pPr>
+      <w:rPr>
+        <w:rFonts w:ascii="Courier New" w:hAnsi="Courier New" w:hint="default"/>
+        <w:sz w:val="20"/>
+      </w:rPr>
+    </w:lvl>
+    <w:lvl w:ilvl="2" w:tentative="1">
+      <w:start w:val="1"/>
+      <w:numFmt w:val="bullet"/>
+      <w:lvlText w:val=""/>
+      <w:lvlJc w:val="left"/>
+      <w:pPr>
+        <w:tabs>
+          <w:tab w:val="num" w:pos="2160"/>
+        </w:tabs>
+        <w:ind w:left="2160" w:hanging="360"/>
+      </w:pPr>
+      <w:rPr>
+        <w:rFonts w:ascii="Wingdings" w:hAnsi="Wingdings" w:hint="default"/>
+        <w:sz w:val="20"/>
+      </w:rPr>
+    </w:lvl>
+    <w:lvl w:ilvl="3" w:tentative="1">
+      <w:start w:val="1"/>
+      <w:numFmt w:val="bullet"/>
+      <w:lvlText w:val=""/>
+      <w:lvlJc w:val="left"/>
+      <w:pPr>
+        <w:tabs>
+          <w:tab w:val="num" w:pos="2880"/>
+        </w:tabs>
+        <w:ind w:left="2880" w:hanging="360"/>
+      </w:pPr>
+      <w:rPr>
+        <w:rFonts w:ascii="Wingdings" w:hAnsi="Wingdings" w:hint="default"/>
+        <w:sz w:val="20"/>
+      </w:rPr>
+    </w:lvl>
+    <w:lvl w:ilvl="4" w:tentative="1">
+      <w:start w:val="1"/>
+      <w:numFmt w:val="bullet"/>
+      <w:lvlText w:val=""/>
+      <w:lvlJc w:val="left"/>
+      <w:pPr>
+        <w:tabs>
+          <w:tab w:val="num" w:pos="3600"/>
+        </w:tabs>
+        <w:ind w:left="3600" w:hanging="360"/>
+      </w:pPr>
+      <w:rPr>
+        <w:rFonts w:ascii="Wingdings" w:hAnsi="Wingdings" w:hint="default"/>
+        <w:sz w:val="20"/>
+      </w:rPr>
+    </w:lvl>
+    <w:lvl w:ilvl="5" w:tentative="1">
+      <w:start w:val="1"/>
+      <w:numFmt w:val="bullet"/>
+      <w:lvlText w:val=""/>
+      <w:lvlJc w:val="left"/>
+      <w:pPr>
+        <w:tabs>
+          <w:tab w:val="num" w:pos="4320"/>
+        </w:tabs>
+        <w:ind w:left="4320" w:hanging="360"/>
+      </w:pPr>
+      <w:rPr>
+        <w:rFonts w:ascii="Wingdings" w:hAnsi="Wingdings" w:hint="default"/>
+        <w:sz w:val="20"/>
+      </w:rPr>
+    </w:lvl>
+    <w:lvl w:ilvl="6" w:tentative="1">
+      <w:start w:val="1"/>
+      <w:numFmt w:val="bullet"/>
+      <w:lvlText w:val=""/>
+      <w:lvlJc w:val="left"/>
+      <w:pPr>
+        <w:tabs>
+          <w:tab w:val="num" w:pos="5040"/>
+        </w:tabs>
+        <w:ind w:left="5040" w:hanging="360"/>
+      </w:pPr>
+      <w:rPr>
+        <w:rFonts w:ascii="Wingdings" w:hAnsi="Wingdings" w:hint="default"/>
+        <w:sz w:val="20"/>
+      </w:rPr>
+    </w:lvl>
+    <w:lvl w:ilvl="7" w:tentative="1">
+      <w:start w:val="1"/>
+      <w:numFmt w:val="bullet"/>
+      <w:lvlText w:val=""/>
+      <w:lvlJc w:val="left"/>
+      <w:pPr>
+        <w:tabs>
+          <w:tab w:val="num" w:pos="5760"/>
+        </w:tabs>
+        <w:ind w:left="5760" w:hanging="360"/>
+      </w:pPr>
+      <w:rPr>
+        <w:rFonts w:ascii="Wingdings" w:hAnsi="Wingdings" w:hint="default"/>
+        <w:sz w:val="20"/>
+      </w:rPr>
+    </w:lvl>
+    <w:lvl w:ilvl="8" w:tentative="1">
+      <w:start w:val="1"/>
+      <w:numFmt w:val="bullet"/>
+      <w:lvlText w:val=""/>
+      <w:lvlJc w:val="left"/>
+      <w:pPr>
+        <w:tabs>
+          <w:tab w:val="num" w:pos="6480"/>
+        </w:tabs>
+        <w:ind w:left="6480" w:hanging="360"/>
+      </w:pPr>
+      <w:rPr>
+        <w:rFonts w:ascii="Wingdings" w:hAnsi="Wingdings" w:hint="default"/>
+        <w:sz w:val="20"/>
+      </w:rPr>
+    </w:lvl>
+  </w:abstractNum>
+  <w:abstractNum w:abstractNumId="6" w15:restartNumberingAfterBreak="0">
+    <w:nsid w:val="35E268FF"/>
+    <w:multiLevelType w:val="multilevel"/>
+    <w:tmpl w:val="9DDEB9F0"/>
+    <w:lvl w:ilvl="0">
+      <w:start w:val="1"/>
+      <w:numFmt w:val="decimal"/>
+      <w:lvlText w:val="%1."/>
+      <w:lvlJc w:val="left"/>
+      <w:pPr>
+        <w:tabs>
+          <w:tab w:val="num" w:pos="720"/>
+        </w:tabs>
+        <w:ind w:left="720" w:hanging="360"/>
+      </w:pPr>
+    </w:lvl>
+    <w:lvl w:ilvl="1" w:tentative="1">
+      <w:start w:val="1"/>
+      <w:numFmt w:val="decimal"/>
+      <w:lvlText w:val="%2."/>
+      <w:lvlJc w:val="left"/>
+      <w:pPr>
+        <w:tabs>
+          <w:tab w:val="num" w:pos="1440"/>
+        </w:tabs>
+        <w:ind w:left="1440" w:hanging="360"/>
+      </w:pPr>
+    </w:lvl>
+    <w:lvl w:ilvl="2" w:tentative="1">
+      <w:start w:val="1"/>
+      <w:numFmt w:val="decimal"/>
+      <w:lvlText w:val="%3."/>
+      <w:lvlJc w:val="left"/>
+      <w:pPr>
+        <w:tabs>
+          <w:tab w:val="num" w:pos="2160"/>
+        </w:tabs>
+        <w:ind w:left="2160" w:hanging="360"/>
+      </w:pPr>
+    </w:lvl>
+    <w:lvl w:ilvl="3" w:tentative="1">
+      <w:start w:val="1"/>
+      <w:numFmt w:val="decimal"/>
+      <w:lvlText w:val="%4."/>
+      <w:lvlJc w:val="left"/>
+      <w:pPr>
+        <w:tabs>
+          <w:tab w:val="num" w:pos="2880"/>
+        </w:tabs>
+        <w:ind w:left="2880" w:hanging="360"/>
+      </w:pPr>
+    </w:lvl>
+    <w:lvl w:ilvl="4" w:tentative="1">
+      <w:start w:val="1"/>
+      <w:numFmt w:val="decimal"/>
+      <w:lvlText w:val="%5."/>
+      <w:lvlJc w:val="left"/>
+      <w:pPr>
+        <w:tabs>
+          <w:tab w:val="num" w:pos="3600"/>
+        </w:tabs>
+        <w:ind w:left="3600" w:hanging="360"/>
+      </w:pPr>
+    </w:lvl>
+    <w:lvl w:ilvl="5" w:tentative="1">
+      <w:start w:val="1"/>
+      <w:numFmt w:val="decimal"/>
+      <w:lvlText w:val="%6."/>
+      <w:lvlJc w:val="left"/>
+      <w:pPr>
+        <w:tabs>
+          <w:tab w:val="num" w:pos="4320"/>
+        </w:tabs>
+        <w:ind w:left="4320" w:hanging="360"/>
+      </w:pPr>
+    </w:lvl>
+    <w:lvl w:ilvl="6" w:tentative="1">
+      <w:start w:val="1"/>
+      <w:numFmt w:val="decimal"/>
+      <w:lvlText w:val="%7."/>
+      <w:lvlJc w:val="left"/>
+      <w:pPr>
+        <w:tabs>
+          <w:tab w:val="num" w:pos="5040"/>
+        </w:tabs>
+        <w:ind w:left="5040" w:hanging="360"/>
+      </w:pPr>
+    </w:lvl>
+    <w:lvl w:ilvl="7" w:tentative="1">
+      <w:start w:val="1"/>
+      <w:numFmt w:val="decimal"/>
+      <w:lvlText w:val="%8."/>
+      <w:lvlJc w:val="left"/>
+      <w:pPr>
+        <w:tabs>
+          <w:tab w:val="num" w:pos="5760"/>
+        </w:tabs>
+        <w:ind w:left="5760" w:hanging="360"/>
+      </w:pPr>
+    </w:lvl>
+    <w:lvl w:ilvl="8" w:tentative="1">
+      <w:start w:val="1"/>
+      <w:numFmt w:val="decimal"/>
+      <w:lvlText w:val="%9."/>
+      <w:lvlJc w:val="left"/>
+      <w:pPr>
+        <w:tabs>
+          <w:tab w:val="num" w:pos="6480"/>
+        </w:tabs>
+        <w:ind w:left="6480" w:hanging="360"/>
+      </w:pPr>
+    </w:lvl>
+  </w:abstractNum>
+  <w:abstractNum w:abstractNumId="7" w15:restartNumberingAfterBreak="0">
+    <w:nsid w:val="3B8933E3"/>
+    <w:multiLevelType w:val="multilevel"/>
+    <w:tmpl w:val="A63E3DEC"/>
+    <w:lvl w:ilvl="0">
+      <w:start w:val="1"/>
+      <w:numFmt w:val="bullet"/>
+      <w:lvlText w:val=""/>
+      <w:lvlJc w:val="left"/>
+      <w:pPr>
+        <w:tabs>
+          <w:tab w:val="num" w:pos="720"/>
+        </w:tabs>
+        <w:ind w:left="720" w:hanging="360"/>
+      </w:pPr>
+      <w:rPr>
+        <w:rFonts w:ascii="Symbol" w:hAnsi="Symbol" w:hint="default"/>
+        <w:sz w:val="20"/>
+      </w:rPr>
+    </w:lvl>
+    <w:lvl w:ilvl="1" w:tentative="1">
+      <w:start w:val="1"/>
+      <w:numFmt w:val="bullet"/>
+      <w:lvlText w:val="o"/>
+      <w:lvlJc w:val="left"/>
+      <w:pPr>
+        <w:tabs>
+          <w:tab w:val="num" w:pos="1440"/>
+        </w:tabs>
+        <w:ind w:left="1440" w:hanging="360"/>
+      </w:pPr>
+      <w:rPr>
+        <w:rFonts w:ascii="Courier New" w:hAnsi="Courier New" w:hint="default"/>
+        <w:sz w:val="20"/>
+      </w:rPr>
+    </w:lvl>
+    <w:lvl w:ilvl="2" w:tentative="1">
+      <w:start w:val="1"/>
+      <w:numFmt w:val="bullet"/>
+      <w:lvlText w:val=""/>
+      <w:lvlJc w:val="left"/>
+      <w:pPr>
+        <w:tabs>
+          <w:tab w:val="num" w:pos="2160"/>
+        </w:tabs>
+        <w:ind w:left="2160" w:hanging="360"/>
+      </w:pPr>
+      <w:rPr>
+        <w:rFonts w:ascii="Wingdings" w:hAnsi="Wingdings" w:hint="default"/>
+        <w:sz w:val="20"/>
+      </w:rPr>
+    </w:lvl>
+    <w:lvl w:ilvl="3" w:tentative="1">
+      <w:start w:val="1"/>
+      <w:numFmt w:val="bullet"/>
+      <w:lvlText w:val=""/>
+      <w:lvlJc w:val="left"/>
+      <w:pPr>
+        <w:tabs>
+          <w:tab w:val="num" w:pos="2880"/>
+        </w:tabs>
+        <w:ind w:left="2880" w:hanging="360"/>
+      </w:pPr>
+      <w:rPr>
+        <w:rFonts w:ascii="Wingdings" w:hAnsi="Wingdings" w:hint="default"/>
+        <w:sz w:val="20"/>
+      </w:rPr>
+    </w:lvl>
+    <w:lvl w:ilvl="4" w:tentative="1">
+      <w:start w:val="1"/>
+      <w:numFmt w:val="bullet"/>
+      <w:lvlText w:val=""/>
+      <w:lvlJc w:val="left"/>
+      <w:pPr>
+        <w:tabs>
+          <w:tab w:val="num" w:pos="3600"/>
+        </w:tabs>
+        <w:ind w:left="3600" w:hanging="360"/>
+      </w:pPr>
+      <w:rPr>
+        <w:rFonts w:ascii="Wingdings" w:hAnsi="Wingdings" w:hint="default"/>
+        <w:sz w:val="20"/>
+      </w:rPr>
+    </w:lvl>
+    <w:lvl w:ilvl="5" w:tentative="1">
+      <w:start w:val="1"/>
+      <w:numFmt w:val="bullet"/>
+      <w:lvlText w:val=""/>
+      <w:lvlJc w:val="left"/>
+      <w:pPr>
+        <w:tabs>
+          <w:tab w:val="num" w:pos="4320"/>
+        </w:tabs>
+        <w:ind w:left="4320" w:hanging="360"/>
+      </w:pPr>
+      <w:rPr>
+        <w:rFonts w:ascii="Wingdings" w:hAnsi="Wingdings" w:hint="default"/>
+        <w:sz w:val="20"/>
+      </w:rPr>
+    </w:lvl>
+    <w:lvl w:ilvl="6" w:tentative="1">
+      <w:start w:val="1"/>
+      <w:numFmt w:val="bullet"/>
+      <w:lvlText w:val=""/>
+      <w:lvlJc w:val="left"/>
+      <w:pPr>
+        <w:tabs>
+          <w:tab w:val="num" w:pos="5040"/>
+        </w:tabs>
+        <w:ind w:left="5040" w:hanging="360"/>
+      </w:pPr>
+      <w:rPr>
+        <w:rFonts w:ascii="Wingdings" w:hAnsi="Wingdings" w:hint="default"/>
+        <w:sz w:val="20"/>
+      </w:rPr>
+    </w:lvl>
+    <w:lvl w:ilvl="7" w:tentative="1">
+      <w:start w:val="1"/>
+      <w:numFmt w:val="bullet"/>
+      <w:lvlText w:val=""/>
+      <w:lvlJc w:val="left"/>
+      <w:pPr>
+        <w:tabs>
+          <w:tab w:val="num" w:pos="5760"/>
+        </w:tabs>
+        <w:ind w:left="5760" w:hanging="360"/>
+      </w:pPr>
+      <w:rPr>
+        <w:rFonts w:ascii="Wingdings" w:hAnsi="Wingdings" w:hint="default"/>
+        <w:sz w:val="20"/>
+      </w:rPr>
+    </w:lvl>
+    <w:lvl w:ilvl="8" w:tentative="1">
+      <w:start w:val="1"/>
+      <w:numFmt w:val="bullet"/>
+      <w:lvlText w:val=""/>
+      <w:lvlJc w:val="left"/>
+      <w:pPr>
+        <w:tabs>
+          <w:tab w:val="num" w:pos="6480"/>
+        </w:tabs>
+        <w:ind w:left="6480" w:hanging="360"/>
+      </w:pPr>
+      <w:rPr>
+        <w:rFonts w:ascii="Wingdings" w:hAnsi="Wingdings" w:hint="default"/>
+        <w:sz w:val="20"/>
+      </w:rPr>
+    </w:lvl>
+  </w:abstractNum>
+  <w:abstractNum w:abstractNumId="8" w15:restartNumberingAfterBreak="0">
+    <w:nsid w:val="3BAB435A"/>
+    <w:multiLevelType w:val="multilevel"/>
+    <w:tmpl w:val="14F42F22"/>
+    <w:lvl w:ilvl="0">
+      <w:start w:val="1"/>
+      <w:numFmt w:val="bullet"/>
+      <w:lvlText w:val=""/>
+      <w:lvlJc w:val="left"/>
+      <w:pPr>
+        <w:tabs>
+          <w:tab w:val="num" w:pos="720"/>
+        </w:tabs>
+        <w:ind w:left="720" w:hanging="360"/>
+      </w:pPr>
+      <w:rPr>
+        <w:rFonts w:ascii="Symbol" w:hAnsi="Symbol" w:hint="default"/>
+        <w:sz w:val="20"/>
+      </w:rPr>
+    </w:lvl>
+    <w:lvl w:ilvl="1" w:tentative="1">
+      <w:start w:val="1"/>
+      <w:numFmt w:val="bullet"/>
+      <w:lvlText w:val="o"/>
+      <w:lvlJc w:val="left"/>
+      <w:pPr>
+        <w:tabs>
+          <w:tab w:val="num" w:pos="1440"/>
+        </w:tabs>
+        <w:ind w:left="1440" w:hanging="360"/>
+      </w:pPr>
+      <w:rPr>
+        <w:rFonts w:ascii="Courier New" w:hAnsi="Courier New" w:hint="default"/>
+        <w:sz w:val="20"/>
+      </w:rPr>
+    </w:lvl>
+    <w:lvl w:ilvl="2" w:tentative="1">
+      <w:start w:val="1"/>
+      <w:numFmt w:val="bullet"/>
+      <w:lvlText w:val=""/>
+      <w:lvlJc w:val="left"/>
+      <w:pPr>
+        <w:tabs>
+          <w:tab w:val="num" w:pos="2160"/>
+        </w:tabs>
+        <w:ind w:left="2160" w:hanging="360"/>
+      </w:pPr>
+      <w:rPr>
+        <w:rFonts w:ascii="Wingdings" w:hAnsi="Wingdings" w:hint="default"/>
+        <w:sz w:val="20"/>
+      </w:rPr>
+    </w:lvl>
+    <w:lvl w:ilvl="3" w:tentative="1">
+      <w:start w:val="1"/>
+      <w:numFmt w:val="bullet"/>
+      <w:lvlText w:val=""/>
+      <w:lvlJc w:val="left"/>
+      <w:pPr>
+        <w:tabs>
+          <w:tab w:val="num" w:pos="2880"/>
+        </w:tabs>
+        <w:ind w:left="2880" w:hanging="360"/>
+      </w:pPr>
+      <w:rPr>
+        <w:rFonts w:ascii="Wingdings" w:hAnsi="Wingdings" w:hint="default"/>
+        <w:sz w:val="20"/>
+      </w:rPr>
+    </w:lvl>
+    <w:lvl w:ilvl="4" w:tentative="1">
+      <w:start w:val="1"/>
+      <w:numFmt w:val="bullet"/>
+      <w:lvlText w:val=""/>
+      <w:lvlJc w:val="left"/>
+      <w:pPr>
+        <w:tabs>
+          <w:tab w:val="num" w:pos="3600"/>
+        </w:tabs>
+        <w:ind w:left="3600" w:hanging="360"/>
+      </w:pPr>
+      <w:rPr>
+        <w:rFonts w:ascii="Wingdings" w:hAnsi="Wingdings" w:hint="default"/>
+        <w:sz w:val="20"/>
+      </w:rPr>
+    </w:lvl>
+    <w:lvl w:ilvl="5" w:tentative="1">
+      <w:start w:val="1"/>
+      <w:numFmt w:val="bullet"/>
+      <w:lvlText w:val=""/>
+      <w:lvlJc w:val="left"/>
+      <w:pPr>
+        <w:tabs>
+          <w:tab w:val="num" w:pos="4320"/>
+        </w:tabs>
+        <w:ind w:left="4320" w:hanging="360"/>
+      </w:pPr>
+      <w:rPr>
+        <w:rFonts w:ascii="Wingdings" w:hAnsi="Wingdings" w:hint="default"/>
+        <w:sz w:val="20"/>
+      </w:rPr>
+    </w:lvl>
+    <w:lvl w:ilvl="6" w:tentative="1">
+      <w:start w:val="1"/>
+      <w:numFmt w:val="bullet"/>
+      <w:lvlText w:val=""/>
+      <w:lvlJc w:val="left"/>
+      <w:pPr>
+        <w:tabs>
+          <w:tab w:val="num" w:pos="5040"/>
+        </w:tabs>
+        <w:ind w:left="5040" w:hanging="360"/>
+      </w:pPr>
+      <w:rPr>
+        <w:rFonts w:ascii="Wingdings" w:hAnsi="Wingdings" w:hint="default"/>
+        <w:sz w:val="20"/>
+      </w:rPr>
+    </w:lvl>
+    <w:lvl w:ilvl="7" w:tentative="1">
+      <w:start w:val="1"/>
+      <w:numFmt w:val="bullet"/>
+      <w:lvlText w:val=""/>
+      <w:lvlJc w:val="left"/>
+      <w:pPr>
+        <w:tabs>
+          <w:tab w:val="num" w:pos="5760"/>
+        </w:tabs>
+        <w:ind w:left="5760" w:hanging="360"/>
+      </w:pPr>
+      <w:rPr>
+        <w:rFonts w:ascii="Wingdings" w:hAnsi="Wingdings" w:hint="default"/>
+        <w:sz w:val="20"/>
+      </w:rPr>
+    </w:lvl>
+    <w:lvl w:ilvl="8" w:tentative="1">
+      <w:start w:val="1"/>
+      <w:numFmt w:val="bullet"/>
+      <w:lvlText w:val=""/>
+      <w:lvlJc w:val="left"/>
+      <w:pPr>
+        <w:tabs>
+          <w:tab w:val="num" w:pos="6480"/>
+        </w:tabs>
+        <w:ind w:left="6480" w:hanging="360"/>
+      </w:pPr>
+      <w:rPr>
+        <w:rFonts w:ascii="Wingdings" w:hAnsi="Wingdings" w:hint="default"/>
+        <w:sz w:val="20"/>
+      </w:rPr>
+    </w:lvl>
+  </w:abstractNum>
+  <w:abstractNum w:abstractNumId="9" w15:restartNumberingAfterBreak="0">
+    <w:nsid w:val="497722B2"/>
+    <w:multiLevelType w:val="multilevel"/>
+    <w:tmpl w:val="966C3F58"/>
+    <w:lvl w:ilvl="0">
+      <w:start w:val="1"/>
+      <w:numFmt w:val="bullet"/>
+      <w:lvlText w:val=""/>
+      <w:lvlJc w:val="left"/>
+      <w:pPr>
+        <w:tabs>
+          <w:tab w:val="num" w:pos="720"/>
+        </w:tabs>
+        <w:ind w:left="720" w:hanging="360"/>
+      </w:pPr>
+      <w:rPr>
+        <w:rFonts w:ascii="Symbol" w:hAnsi="Symbol" w:hint="default"/>
+        <w:sz w:val="20"/>
+      </w:rPr>
+    </w:lvl>
+    <w:lvl w:ilvl="1" w:tentative="1">
+      <w:start w:val="1"/>
+      <w:numFmt w:val="bullet"/>
+      <w:lvlText w:val="o"/>
+      <w:lvlJc w:val="left"/>
+      <w:pPr>
+        <w:tabs>
+          <w:tab w:val="num" w:pos="1440"/>
+        </w:tabs>
+        <w:ind w:left="1440" w:hanging="360"/>
+      </w:pPr>
+      <w:rPr>
+        <w:rFonts w:ascii="Courier New" w:hAnsi="Courier New" w:hint="default"/>
+        <w:sz w:val="20"/>
+      </w:rPr>
+    </w:lvl>
+    <w:lvl w:ilvl="2" w:tentative="1">
+      <w:start w:val="1"/>
+      <w:numFmt w:val="bullet"/>
+      <w:lvlText w:val=""/>
+      <w:lvlJc w:val="left"/>
+      <w:pPr>
+        <w:tabs>
+          <w:tab w:val="num" w:pos="2160"/>
+        </w:tabs>
+        <w:ind w:left="2160" w:hanging="360"/>
+      </w:pPr>
+      <w:rPr>
+        <w:rFonts w:ascii="Wingdings" w:hAnsi="Wingdings" w:hint="default"/>
+        <w:sz w:val="20"/>
+      </w:rPr>
+    </w:lvl>
+    <w:lvl w:ilvl="3" w:tentative="1">
+      <w:start w:val="1"/>
+      <w:numFmt w:val="bullet"/>
+      <w:lvlText w:val=""/>
+      <w:lvlJc w:val="left"/>
+      <w:pPr>
+        <w:tabs>
+          <w:tab w:val="num" w:pos="2880"/>
+        </w:tabs>
+        <w:ind w:left="2880" w:hanging="360"/>
+      </w:pPr>
+      <w:rPr>
+        <w:rFonts w:ascii="Wingdings" w:hAnsi="Wingdings" w:hint="default"/>
+        <w:sz w:val="20"/>
+      </w:rPr>
+    </w:lvl>
+    <w:lvl w:ilvl="4" w:tentative="1">
+      <w:start w:val="1"/>
+      <w:numFmt w:val="bullet"/>
+      <w:lvlText w:val=""/>
+      <w:lvlJc w:val="left"/>
+      <w:pPr>
+        <w:tabs>
+          <w:tab w:val="num" w:pos="3600"/>
+        </w:tabs>
+        <w:ind w:left="3600" w:hanging="360"/>
+      </w:pPr>
+      <w:rPr>
+        <w:rFonts w:ascii="Wingdings" w:hAnsi="Wingdings" w:hint="default"/>
+        <w:sz w:val="20"/>
+      </w:rPr>
+    </w:lvl>
+    <w:lvl w:ilvl="5" w:tentative="1">
+      <w:start w:val="1"/>
+      <w:numFmt w:val="bullet"/>
+      <w:lvlText w:val=""/>
+      <w:lvlJc w:val="left"/>
+      <w:pPr>
+        <w:tabs>
+          <w:tab w:val="num" w:pos="4320"/>
+        </w:tabs>
+        <w:ind w:left="4320" w:hanging="360"/>
+      </w:pPr>
+      <w:rPr>
+        <w:rFonts w:ascii="Wingdings" w:hAnsi="Wingdings" w:hint="default"/>
+        <w:sz w:val="20"/>
+      </w:rPr>
+    </w:lvl>
+    <w:lvl w:ilvl="6" w:tentative="1">
+      <w:start w:val="1"/>
+      <w:numFmt w:val="bullet"/>
+      <w:lvlText w:val=""/>
+      <w:lvlJc w:val="left"/>
+      <w:pPr>
+        <w:tabs>
+          <w:tab w:val="num" w:pos="5040"/>
+        </w:tabs>
+        <w:ind w:left="5040" w:hanging="360"/>
+      </w:pPr>
+      <w:rPr>
+        <w:rFonts w:ascii="Wingdings" w:hAnsi="Wingdings" w:hint="default"/>
+        <w:sz w:val="20"/>
+      </w:rPr>
+    </w:lvl>
+    <w:lvl w:ilvl="7" w:tentative="1">
+      <w:start w:val="1"/>
+      <w:numFmt w:val="bullet"/>
+      <w:lvlText w:val=""/>
+      <w:lvlJc w:val="left"/>
+      <w:pPr>
+        <w:tabs>
+          <w:tab w:val="num" w:pos="5760"/>
+        </w:tabs>
+        <w:ind w:left="5760" w:hanging="360"/>
+      </w:pPr>
+      <w:rPr>
+        <w:rFonts w:ascii="Wingdings" w:hAnsi="Wingdings" w:hint="default"/>
+        <w:sz w:val="20"/>
+      </w:rPr>
+    </w:lvl>
+    <w:lvl w:ilvl="8" w:tentative="1">
+      <w:start w:val="1"/>
+      <w:numFmt w:val="bullet"/>
+      <w:lvlText w:val=""/>
+      <w:lvlJc w:val="left"/>
+      <w:pPr>
+        <w:tabs>
+          <w:tab w:val="num" w:pos="6480"/>
+        </w:tabs>
+        <w:ind w:left="6480" w:hanging="360"/>
+      </w:pPr>
+      <w:rPr>
+        <w:rFonts w:ascii="Wingdings" w:hAnsi="Wingdings" w:hint="default"/>
+        <w:sz w:val="20"/>
+      </w:rPr>
+    </w:lvl>
+  </w:abstractNum>
+  <w:abstractNum w:abstractNumId="10" w15:restartNumberingAfterBreak="0">
+    <w:nsid w:val="4AE208C9"/>
+    <w:multiLevelType w:val="multilevel"/>
+    <w:tmpl w:val="7A884490"/>
+    <w:lvl w:ilvl="0">
+      <w:start w:val="1"/>
+      <w:numFmt w:val="bullet"/>
+      <w:lvlText w:val=""/>
+      <w:lvlJc w:val="left"/>
+      <w:pPr>
+        <w:tabs>
+          <w:tab w:val="num" w:pos="720"/>
+        </w:tabs>
+        <w:ind w:left="720" w:hanging="360"/>
+      </w:pPr>
+      <w:rPr>
+        <w:rFonts w:ascii="Symbol" w:hAnsi="Symbol" w:hint="default"/>
+        <w:sz w:val="20"/>
+      </w:rPr>
+    </w:lvl>
+    <w:lvl w:ilvl="1" w:tentative="1">
+      <w:start w:val="1"/>
+      <w:numFmt w:val="bullet"/>
+      <w:lvlText w:val="o"/>
+      <w:lvlJc w:val="left"/>
+      <w:pPr>
+        <w:tabs>
+          <w:tab w:val="num" w:pos="1440"/>
+        </w:tabs>
+        <w:ind w:left="1440" w:hanging="360"/>
+      </w:pPr>
+      <w:rPr>
+        <w:rFonts w:ascii="Courier New" w:hAnsi="Courier New" w:hint="default"/>
+        <w:sz w:val="20"/>
+      </w:rPr>
+    </w:lvl>
+    <w:lvl w:ilvl="2" w:tentative="1">
+      <w:start w:val="1"/>
+      <w:numFmt w:val="bullet"/>
+      <w:lvlText w:val=""/>
+      <w:lvlJc w:val="left"/>
+      <w:pPr>
+        <w:tabs>
+          <w:tab w:val="num" w:pos="2160"/>
+        </w:tabs>
+        <w:ind w:left="2160" w:hanging="360"/>
+      </w:pPr>
+      <w:rPr>
+        <w:rFonts w:ascii="Wingdings" w:hAnsi="Wingdings" w:hint="default"/>
+        <w:sz w:val="20"/>
+      </w:rPr>
+    </w:lvl>
+    <w:lvl w:ilvl="3" w:tentative="1">
+      <w:start w:val="1"/>
+      <w:numFmt w:val="bullet"/>
+      <w:lvlText w:val=""/>
+      <w:lvlJc w:val="left"/>
+      <w:pPr>
+        <w:tabs>
+          <w:tab w:val="num" w:pos="2880"/>
+        </w:tabs>
+        <w:ind w:left="2880" w:hanging="360"/>
+      </w:pPr>
+      <w:rPr>
+        <w:rFonts w:ascii="Wingdings" w:hAnsi="Wingdings" w:hint="default"/>
+        <w:sz w:val="20"/>
+      </w:rPr>
+    </w:lvl>
+    <w:lvl w:ilvl="4" w:tentative="1">
+      <w:start w:val="1"/>
+      <w:numFmt w:val="bullet"/>
+      <w:lvlText w:val=""/>
+      <w:lvlJc w:val="left"/>
+      <w:pPr>
+        <w:tabs>
+          <w:tab w:val="num" w:pos="3600"/>
+        </w:tabs>
+        <w:ind w:left="3600" w:hanging="360"/>
+      </w:pPr>
+      <w:rPr>
+        <w:rFonts w:ascii="Wingdings" w:hAnsi="Wingdings" w:hint="default"/>
+        <w:sz w:val="20"/>
+      </w:rPr>
+    </w:lvl>
+    <w:lvl w:ilvl="5" w:tentative="1">
+      <w:start w:val="1"/>
+      <w:numFmt w:val="bullet"/>
+      <w:lvlText w:val=""/>
+      <w:lvlJc w:val="left"/>
+      <w:pPr>
+        <w:tabs>
+          <w:tab w:val="num" w:pos="4320"/>
+        </w:tabs>
+        <w:ind w:left="4320" w:hanging="360"/>
+      </w:pPr>
+      <w:rPr>
+        <w:rFonts w:ascii="Wingdings" w:hAnsi="Wingdings" w:hint="default"/>
+        <w:sz w:val="20"/>
+      </w:rPr>
+    </w:lvl>
+    <w:lvl w:ilvl="6" w:tentative="1">
+      <w:start w:val="1"/>
+      <w:numFmt w:val="bullet"/>
+      <w:lvlText w:val=""/>
+      <w:lvlJc w:val="left"/>
+      <w:pPr>
+        <w:tabs>
+          <w:tab w:val="num" w:pos="5040"/>
+        </w:tabs>
+        <w:ind w:left="5040" w:hanging="360"/>
+      </w:pPr>
+      <w:rPr>
+        <w:rFonts w:ascii="Wingdings" w:hAnsi="Wingdings" w:hint="default"/>
+        <w:sz w:val="20"/>
+      </w:rPr>
+    </w:lvl>
+    <w:lvl w:ilvl="7" w:tentative="1">
+      <w:start w:val="1"/>
+      <w:numFmt w:val="bullet"/>
+      <w:lvlText w:val=""/>
+      <w:lvlJc w:val="left"/>
+      <w:pPr>
+        <w:tabs>
+          <w:tab w:val="num" w:pos="5760"/>
+        </w:tabs>
+        <w:ind w:left="5760" w:hanging="360"/>
+      </w:pPr>
+      <w:rPr>
+        <w:rFonts w:ascii="Wingdings" w:hAnsi="Wingdings" w:hint="default"/>
+        <w:sz w:val="20"/>
+      </w:rPr>
+    </w:lvl>
+    <w:lvl w:ilvl="8" w:tentative="1">
+      <w:start w:val="1"/>
+      <w:numFmt w:val="bullet"/>
+      <w:lvlText w:val=""/>
+      <w:lvlJc w:val="left"/>
+      <w:pPr>
+        <w:tabs>
+          <w:tab w:val="num" w:pos="6480"/>
+        </w:tabs>
+        <w:ind w:left="6480" w:hanging="360"/>
+      </w:pPr>
+      <w:rPr>
+        <w:rFonts w:ascii="Wingdings" w:hAnsi="Wingdings" w:hint="default"/>
+        <w:sz w:val="20"/>
+      </w:rPr>
+    </w:lvl>
+  </w:abstractNum>
+  <w:abstractNum w:abstractNumId="11" w15:restartNumberingAfterBreak="0">
+    <w:nsid w:val="51E91047"/>
+    <w:multiLevelType w:val="multilevel"/>
+    <w:tmpl w:val="6C8EFCE4"/>
+    <w:lvl w:ilvl="0">
+      <w:start w:val="1"/>
+      <w:numFmt w:val="bullet"/>
+      <w:lvlText w:val=""/>
+      <w:lvlJc w:val="left"/>
+      <w:pPr>
+        <w:tabs>
+          <w:tab w:val="num" w:pos="720"/>
+        </w:tabs>
+        <w:ind w:left="720" w:hanging="360"/>
+      </w:pPr>
+      <w:rPr>
+        <w:rFonts w:ascii="Symbol" w:hAnsi="Symbol" w:hint="default"/>
+        <w:sz w:val="20"/>
+      </w:rPr>
+    </w:lvl>
+    <w:lvl w:ilvl="1">
+      <w:start w:val="1"/>
+      <w:numFmt w:val="bullet"/>
+      <w:lvlText w:val="o"/>
+      <w:lvlJc w:val="left"/>
+      <w:pPr>
+        <w:tabs>
+          <w:tab w:val="num" w:pos="1440"/>
+        </w:tabs>
+        <w:ind w:left="1440" w:hanging="360"/>
+      </w:pPr>
+      <w:rPr>
+        <w:rFonts w:ascii="Courier New" w:hAnsi="Courier New" w:hint="default"/>
+        <w:sz w:val="20"/>
+      </w:rPr>
+    </w:lvl>
+    <w:lvl w:ilvl="2" w:tentative="1">
+      <w:start w:val="1"/>
+      <w:numFmt w:val="bullet"/>
+      <w:lvlText w:val=""/>
+      <w:lvlJc w:val="left"/>
+      <w:pPr>
+        <w:tabs>
+          <w:tab w:val="num" w:pos="2160"/>
+        </w:tabs>
+        <w:ind w:left="2160" w:hanging="360"/>
+      </w:pPr>
+      <w:rPr>
+        <w:rFonts w:ascii="Wingdings" w:hAnsi="Wingdings" w:hint="default"/>
+        <w:sz w:val="20"/>
+      </w:rPr>
+    </w:lvl>
+    <w:lvl w:ilvl="3" w:tentative="1">
+      <w:start w:val="1"/>
+      <w:numFmt w:val="bullet"/>
+      <w:lvlText w:val=""/>
+      <w:lvlJc w:val="left"/>
+      <w:pPr>
+        <w:tabs>
+          <w:tab w:val="num" w:pos="2880"/>
+        </w:tabs>
+        <w:ind w:left="2880" w:hanging="360"/>
+      </w:pPr>
+      <w:rPr>
+        <w:rFonts w:ascii="Wingdings" w:hAnsi="Wingdings" w:hint="default"/>
+        <w:sz w:val="20"/>
+      </w:rPr>
+    </w:lvl>
+    <w:lvl w:ilvl="4" w:tentative="1">
+      <w:start w:val="1"/>
+      <w:numFmt w:val="bullet"/>
+      <w:lvlText w:val=""/>
+      <w:lvlJc w:val="left"/>
+      <w:pPr>
+        <w:tabs>
+          <w:tab w:val="num" w:pos="3600"/>
+        </w:tabs>
+        <w:ind w:left="3600" w:hanging="360"/>
+      </w:pPr>
+      <w:rPr>
+        <w:rFonts w:ascii="Wingdings" w:hAnsi="Wingdings" w:hint="default"/>
+        <w:sz w:val="20"/>
+      </w:rPr>
+    </w:lvl>
+    <w:lvl w:ilvl="5" w:tentative="1">
+      <w:start w:val="1"/>
+      <w:numFmt w:val="bullet"/>
+      <w:lvlText w:val=""/>
+      <w:lvlJc w:val="left"/>
+      <w:pPr>
+        <w:tabs>
+          <w:tab w:val="num" w:pos="4320"/>
+        </w:tabs>
+        <w:ind w:left="4320" w:hanging="360"/>
+      </w:pPr>
+      <w:rPr>
+        <w:rFonts w:ascii="Wingdings" w:hAnsi="Wingdings" w:hint="default"/>
+        <w:sz w:val="20"/>
+      </w:rPr>
+    </w:lvl>
+    <w:lvl w:ilvl="6" w:tentative="1">
+      <w:start w:val="1"/>
+      <w:numFmt w:val="bullet"/>
+      <w:lvlText w:val=""/>
+      <w:lvlJc w:val="left"/>
+      <w:pPr>
+        <w:tabs>
+          <w:tab w:val="num" w:pos="5040"/>
+        </w:tabs>
+        <w:ind w:left="5040" w:hanging="360"/>
+      </w:pPr>
+      <w:rPr>
+        <w:rFonts w:ascii="Wingdings" w:hAnsi="Wingdings" w:hint="default"/>
+        <w:sz w:val="20"/>
+      </w:rPr>
+    </w:lvl>
+    <w:lvl w:ilvl="7" w:tentative="1">
+      <w:start w:val="1"/>
+      <w:numFmt w:val="bullet"/>
+      <w:lvlText w:val=""/>
+      <w:lvlJc w:val="left"/>
+      <w:pPr>
+        <w:tabs>
+          <w:tab w:val="num" w:pos="5760"/>
+        </w:tabs>
+        <w:ind w:left="5760" w:hanging="360"/>
+      </w:pPr>
+      <w:rPr>
+        <w:rFonts w:ascii="Wingdings" w:hAnsi="Wingdings" w:hint="default"/>
+        <w:sz w:val="20"/>
+      </w:rPr>
+    </w:lvl>
+    <w:lvl w:ilvl="8" w:tentative="1">
+      <w:start w:val="1"/>
+      <w:numFmt w:val="bullet"/>
+      <w:lvlText w:val=""/>
+      <w:lvlJc w:val="left"/>
+      <w:pPr>
+        <w:tabs>
+          <w:tab w:val="num" w:pos="6480"/>
+        </w:tabs>
+        <w:ind w:left="6480" w:hanging="360"/>
+      </w:pPr>
+      <w:rPr>
+        <w:rFonts w:ascii="Wingdings" w:hAnsi="Wingdings" w:hint="default"/>
+        <w:sz w:val="20"/>
+      </w:rPr>
+    </w:lvl>
+  </w:abstractNum>
+  <w:abstractNum w:abstractNumId="12" w15:restartNumberingAfterBreak="0">
+    <w:nsid w:val="54D06948"/>
+    <w:multiLevelType w:val="multilevel"/>
+    <w:tmpl w:val="5498E194"/>
+    <w:lvl w:ilvl="0">
+      <w:start w:val="1"/>
+      <w:numFmt w:val="bullet"/>
+      <w:lvlText w:val=""/>
+      <w:lvlJc w:val="left"/>
+      <w:pPr>
+        <w:tabs>
+          <w:tab w:val="num" w:pos="720"/>
+        </w:tabs>
+        <w:ind w:left="720" w:hanging="360"/>
+      </w:pPr>
+      <w:rPr>
+        <w:rFonts w:ascii="Symbol" w:hAnsi="Symbol" w:hint="default"/>
+        <w:sz w:val="20"/>
+      </w:rPr>
+    </w:lvl>
+    <w:lvl w:ilvl="1">
+      <w:start w:val="1"/>
+      <w:numFmt w:val="bullet"/>
+      <w:lvlText w:val="o"/>
+      <w:lvlJc w:val="left"/>
+      <w:pPr>
+        <w:tabs>
+          <w:tab w:val="num" w:pos="1440"/>
+        </w:tabs>
+        <w:ind w:left="1440" w:hanging="360"/>
+      </w:pPr>
+      <w:rPr>
+        <w:rFonts w:ascii="Courier New" w:hAnsi="Courier New" w:hint="default"/>
+        <w:sz w:val="20"/>
+      </w:rPr>
+    </w:lvl>
+    <w:lvl w:ilvl="2" w:tentative="1">
+      <w:start w:val="1"/>
+      <w:numFmt w:val="bullet"/>
+      <w:lvlText w:val=""/>
+      <w:lvlJc w:val="left"/>
+      <w:pPr>
+        <w:tabs>
+          <w:tab w:val="num" w:pos="2160"/>
+        </w:tabs>
+        <w:ind w:left="2160" w:hanging="360"/>
+      </w:pPr>
+      <w:rPr>
+        <w:rFonts w:ascii="Wingdings" w:hAnsi="Wingdings" w:hint="default"/>
+        <w:sz w:val="20"/>
+      </w:rPr>
+    </w:lvl>
+    <w:lvl w:ilvl="3" w:tentative="1">
+      <w:start w:val="1"/>
+      <w:numFmt w:val="bullet"/>
+      <w:lvlText w:val=""/>
+      <w:lvlJc w:val="left"/>
+      <w:pPr>
+        <w:tabs>
+          <w:tab w:val="num" w:pos="2880"/>
+        </w:tabs>
+        <w:ind w:left="2880" w:hanging="360"/>
+      </w:pPr>
+      <w:rPr>
+        <w:rFonts w:ascii="Wingdings" w:hAnsi="Wingdings" w:hint="default"/>
+        <w:sz w:val="20"/>
+      </w:rPr>
+    </w:lvl>
+    <w:lvl w:ilvl="4" w:tentative="1">
+      <w:start w:val="1"/>
+      <w:numFmt w:val="bullet"/>
+      <w:lvlText w:val=""/>
+      <w:lvlJc w:val="left"/>
+      <w:pPr>
+        <w:tabs>
+          <w:tab w:val="num" w:pos="3600"/>
+        </w:tabs>
+        <w:ind w:left="3600" w:hanging="360"/>
+      </w:pPr>
+      <w:rPr>
+        <w:rFonts w:ascii="Wingdings" w:hAnsi="Wingdings" w:hint="default"/>
+        <w:sz w:val="20"/>
+      </w:rPr>
+    </w:lvl>
+    <w:lvl w:ilvl="5" w:tentative="1">
+      <w:start w:val="1"/>
+      <w:numFmt w:val="bullet"/>
+      <w:lvlText w:val=""/>
+      <w:lvlJc w:val="left"/>
+      <w:pPr>
+        <w:tabs>
+          <w:tab w:val="num" w:pos="4320"/>
+        </w:tabs>
+        <w:ind w:left="4320" w:hanging="360"/>
+      </w:pPr>
+      <w:rPr>
+        <w:rFonts w:ascii="Wingdings" w:hAnsi="Wingdings" w:hint="default"/>
+        <w:sz w:val="20"/>
+      </w:rPr>
+    </w:lvl>
+    <w:lvl w:ilvl="6" w:tentative="1">
+      <w:start w:val="1"/>
+      <w:numFmt w:val="bullet"/>
+      <w:lvlText w:val=""/>
+      <w:lvlJc w:val="left"/>
+      <w:pPr>
+        <w:tabs>
+          <w:tab w:val="num" w:pos="5040"/>
+        </w:tabs>
+        <w:ind w:left="5040" w:hanging="360"/>
+      </w:pPr>
+      <w:rPr>
+        <w:rFonts w:ascii="Wingdings" w:hAnsi="Wingdings" w:hint="default"/>
+        <w:sz w:val="20"/>
+      </w:rPr>
+    </w:lvl>
+    <w:lvl w:ilvl="7" w:tentative="1">
+      <w:start w:val="1"/>
+      <w:numFmt w:val="bullet"/>
+      <w:lvlText w:val=""/>
+      <w:lvlJc w:val="left"/>
+      <w:pPr>
+        <w:tabs>
+          <w:tab w:val="num" w:pos="5760"/>
+        </w:tabs>
+        <w:ind w:left="5760" w:hanging="360"/>
+      </w:pPr>
+      <w:rPr>
+        <w:rFonts w:ascii="Wingdings" w:hAnsi="Wingdings" w:hint="default"/>
+        <w:sz w:val="20"/>
+      </w:rPr>
+    </w:lvl>
+    <w:lvl w:ilvl="8" w:tentative="1">
+      <w:start w:val="1"/>
+      <w:numFmt w:val="bullet"/>
+      <w:lvlText w:val=""/>
+      <w:lvlJc w:val="left"/>
+      <w:pPr>
+        <w:tabs>
+          <w:tab w:val="num" w:pos="6480"/>
+        </w:tabs>
+        <w:ind w:left="6480" w:hanging="360"/>
+      </w:pPr>
+      <w:rPr>
+        <w:rFonts w:ascii="Wingdings" w:hAnsi="Wingdings" w:hint="default"/>
+        <w:sz w:val="20"/>
+      </w:rPr>
+    </w:lvl>
+  </w:abstractNum>
+  <w:abstractNum w:abstractNumId="13" w15:restartNumberingAfterBreak="0">
+    <w:nsid w:val="565125E4"/>
+    <w:multiLevelType w:val="multilevel"/>
+    <w:tmpl w:val="8C040980"/>
+    <w:lvl w:ilvl="0">
+      <w:start w:val="1"/>
+      <w:numFmt w:val="decimal"/>
+      <w:lvlText w:val="%1."/>
+      <w:lvlJc w:val="left"/>
+      <w:pPr>
+        <w:tabs>
+          <w:tab w:val="num" w:pos="720"/>
+        </w:tabs>
+        <w:ind w:left="720" w:hanging="360"/>
+      </w:pPr>
+    </w:lvl>
+    <w:lvl w:ilvl="1" w:tentative="1">
+      <w:start w:val="1"/>
+      <w:numFmt w:val="decimal"/>
+      <w:lvlText w:val="%2."/>
+      <w:lvlJc w:val="left"/>
+      <w:pPr>
+        <w:tabs>
+          <w:tab w:val="num" w:pos="1440"/>
+        </w:tabs>
+        <w:ind w:left="1440" w:hanging="360"/>
+      </w:pPr>
+    </w:lvl>
+    <w:lvl w:ilvl="2" w:tentative="1">
+      <w:start w:val="1"/>
+      <w:numFmt w:val="decimal"/>
+      <w:lvlText w:val="%3."/>
+      <w:lvlJc w:val="left"/>
+      <w:pPr>
+        <w:tabs>
+          <w:tab w:val="num" w:pos="2160"/>
+        </w:tabs>
+        <w:ind w:left="2160" w:hanging="360"/>
+      </w:pPr>
+    </w:lvl>
+    <w:lvl w:ilvl="3" w:tentative="1">
+      <w:start w:val="1"/>
+      <w:numFmt w:val="decimal"/>
+      <w:lvlText w:val="%4."/>
+      <w:lvlJc w:val="left"/>
+      <w:pPr>
+        <w:tabs>
+          <w:tab w:val="num" w:pos="2880"/>
+        </w:tabs>
+        <w:ind w:left="2880" w:hanging="360"/>
+      </w:pPr>
+    </w:lvl>
+    <w:lvl w:ilvl="4" w:tentative="1">
+      <w:start w:val="1"/>
+      <w:numFmt w:val="decimal"/>
+      <w:lvlText w:val="%5."/>
+      <w:lvlJc w:val="left"/>
+      <w:pPr>
+        <w:tabs>
+          <w:tab w:val="num" w:pos="3600"/>
+        </w:tabs>
+        <w:ind w:left="3600" w:hanging="360"/>
+      </w:pPr>
+    </w:lvl>
+    <w:lvl w:ilvl="5" w:tentative="1">
+      <w:start w:val="1"/>
+      <w:numFmt w:val="decimal"/>
+      <w:lvlText w:val="%6."/>
+      <w:lvlJc w:val="left"/>
+      <w:pPr>
+        <w:tabs>
+          <w:tab w:val="num" w:pos="4320"/>
+        </w:tabs>
+        <w:ind w:left="4320" w:hanging="360"/>
+      </w:pPr>
+    </w:lvl>
+    <w:lvl w:ilvl="6" w:tentative="1">
+      <w:start w:val="1"/>
+      <w:numFmt w:val="decimal"/>
+      <w:lvlText w:val="%7."/>
+      <w:lvlJc w:val="left"/>
+      <w:pPr>
+        <w:tabs>
+          <w:tab w:val="num" w:pos="5040"/>
+        </w:tabs>
+        <w:ind w:left="5040" w:hanging="360"/>
+      </w:pPr>
+    </w:lvl>
+    <w:lvl w:ilvl="7" w:tentative="1">
+      <w:start w:val="1"/>
+      <w:numFmt w:val="decimal"/>
+      <w:lvlText w:val="%8."/>
+      <w:lvlJc w:val="left"/>
+      <w:pPr>
+        <w:tabs>
+          <w:tab w:val="num" w:pos="5760"/>
+        </w:tabs>
+        <w:ind w:left="5760" w:hanging="360"/>
+      </w:pPr>
+    </w:lvl>
+    <w:lvl w:ilvl="8" w:tentative="1">
+      <w:start w:val="1"/>
+      <w:numFmt w:val="decimal"/>
+      <w:lvlText w:val="%9."/>
+      <w:lvlJc w:val="left"/>
+      <w:pPr>
+        <w:tabs>
+          <w:tab w:val="num" w:pos="6480"/>
+        </w:tabs>
+        <w:ind w:left="6480" w:hanging="360"/>
+      </w:pPr>
+    </w:lvl>
+  </w:abstractNum>
+  <w:abstractNum w:abstractNumId="14" w15:restartNumberingAfterBreak="0">
+    <w:nsid w:val="5A1F1885"/>
+    <w:multiLevelType w:val="multilevel"/>
+    <w:tmpl w:val="BCFEF954"/>
+    <w:lvl w:ilvl="0">
+      <w:start w:val="1"/>
+      <w:numFmt w:val="decimal"/>
+      <w:lvlText w:val="%1."/>
+      <w:lvlJc w:val="left"/>
+      <w:pPr>
+        <w:tabs>
+          <w:tab w:val="num" w:pos="720"/>
+        </w:tabs>
+        <w:ind w:left="720" w:hanging="360"/>
+      </w:pPr>
+    </w:lvl>
+    <w:lvl w:ilvl="1">
+      <w:start w:val="1"/>
+      <w:numFmt w:val="bullet"/>
+      <w:lvlText w:val="o"/>
+      <w:lvlJc w:val="left"/>
+      <w:pPr>
+        <w:tabs>
+          <w:tab w:val="num" w:pos="1440"/>
+        </w:tabs>
+        <w:ind w:left="1440" w:hanging="360"/>
+      </w:pPr>
+      <w:rPr>
+        <w:rFonts w:ascii="Courier New" w:hAnsi="Courier New" w:hint="default"/>
+        <w:sz w:val="20"/>
+      </w:rPr>
+    </w:lvl>
+    <w:lvl w:ilvl="2" w:tentative="1">
+      <w:start w:val="1"/>
+      <w:numFmt w:val="decimal"/>
+      <w:lvlText w:val="%3."/>
+      <w:lvlJc w:val="left"/>
+      <w:pPr>
+        <w:tabs>
+          <w:tab w:val="num" w:pos="2160"/>
+        </w:tabs>
+        <w:ind w:left="2160" w:hanging="360"/>
+      </w:pPr>
+    </w:lvl>
+    <w:lvl w:ilvl="3" w:tentative="1">
+      <w:start w:val="1"/>
+      <w:numFmt w:val="decimal"/>
+      <w:lvlText w:val="%4."/>
+      <w:lvlJc w:val="left"/>
+      <w:pPr>
+        <w:tabs>
+          <w:tab w:val="num" w:pos="2880"/>
+        </w:tabs>
+        <w:ind w:left="2880" w:hanging="360"/>
+      </w:pPr>
+    </w:lvl>
+    <w:lvl w:ilvl="4" w:tentative="1">
+      <w:start w:val="1"/>
+      <w:numFmt w:val="decimal"/>
+      <w:lvlText w:val="%5."/>
+      <w:lvlJc w:val="left"/>
+      <w:pPr>
+        <w:tabs>
+          <w:tab w:val="num" w:pos="3600"/>
+        </w:tabs>
+        <w:ind w:left="3600" w:hanging="360"/>
+      </w:pPr>
+    </w:lvl>
+    <w:lvl w:ilvl="5" w:tentative="1">
+      <w:start w:val="1"/>
+      <w:numFmt w:val="decimal"/>
+      <w:lvlText w:val="%6."/>
+      <w:lvlJc w:val="left"/>
+      <w:pPr>
+        <w:tabs>
+          <w:tab w:val="num" w:pos="4320"/>
+        </w:tabs>
+        <w:ind w:left="4320" w:hanging="360"/>
+      </w:pPr>
+    </w:lvl>
+    <w:lvl w:ilvl="6" w:tentative="1">
+      <w:start w:val="1"/>
+      <w:numFmt w:val="decimal"/>
+      <w:lvlText w:val="%7."/>
+      <w:lvlJc w:val="left"/>
+      <w:pPr>
+        <w:tabs>
+          <w:tab w:val="num" w:pos="5040"/>
+        </w:tabs>
+        <w:ind w:left="5040" w:hanging="360"/>
+      </w:pPr>
+    </w:lvl>
+    <w:lvl w:ilvl="7" w:tentative="1">
+      <w:start w:val="1"/>
+      <w:numFmt w:val="decimal"/>
+      <w:lvlText w:val="%8."/>
+      <w:lvlJc w:val="left"/>
+      <w:pPr>
+        <w:tabs>
+          <w:tab w:val="num" w:pos="5760"/>
+        </w:tabs>
+        <w:ind w:left="5760" w:hanging="360"/>
+      </w:pPr>
+    </w:lvl>
+    <w:lvl w:ilvl="8" w:tentative="1">
+      <w:start w:val="1"/>
+      <w:numFmt w:val="decimal"/>
+      <w:lvlText w:val="%9."/>
+      <w:lvlJc w:val="left"/>
+      <w:pPr>
+        <w:tabs>
+          <w:tab w:val="num" w:pos="6480"/>
+        </w:tabs>
+        <w:ind w:left="6480" w:hanging="360"/>
+      </w:pPr>
+    </w:lvl>
+  </w:abstractNum>
+  <w:abstractNum w:abstractNumId="15" w15:restartNumberingAfterBreak="0">
+    <w:nsid w:val="5B5054D5"/>
+    <w:multiLevelType w:val="multilevel"/>
+    <w:tmpl w:val="934AFE5C"/>
+    <w:lvl w:ilvl="0">
+      <w:start w:val="1"/>
+      <w:numFmt w:val="bullet"/>
+      <w:lvlText w:val=""/>
+      <w:lvlJc w:val="left"/>
+      <w:pPr>
+        <w:tabs>
+          <w:tab w:val="num" w:pos="720"/>
+        </w:tabs>
+        <w:ind w:left="720" w:hanging="360"/>
+      </w:pPr>
+      <w:rPr>
+        <w:rFonts w:ascii="Symbol" w:hAnsi="Symbol" w:hint="default"/>
+        <w:sz w:val="20"/>
+      </w:rPr>
+    </w:lvl>
+    <w:lvl w:ilvl="1" w:tentative="1">
+      <w:start w:val="1"/>
+      <w:numFmt w:val="bullet"/>
+      <w:lvlText w:val="o"/>
+      <w:lvlJc w:val="left"/>
+      <w:pPr>
+        <w:tabs>
+          <w:tab w:val="num" w:pos="1440"/>
+        </w:tabs>
+        <w:ind w:left="1440" w:hanging="360"/>
+      </w:pPr>
+      <w:rPr>
+        <w:rFonts w:ascii="Courier New" w:hAnsi="Courier New" w:hint="default"/>
+        <w:sz w:val="20"/>
+      </w:rPr>
+    </w:lvl>
+    <w:lvl w:ilvl="2" w:tentative="1">
+      <w:start w:val="1"/>
+      <w:numFmt w:val="bullet"/>
+      <w:lvlText w:val=""/>
+      <w:lvlJc w:val="left"/>
+      <w:pPr>
+        <w:tabs>
+          <w:tab w:val="num" w:pos="2160"/>
+        </w:tabs>
+        <w:ind w:left="2160" w:hanging="360"/>
+      </w:pPr>
+      <w:rPr>
+        <w:rFonts w:ascii="Wingdings" w:hAnsi="Wingdings" w:hint="default"/>
+        <w:sz w:val="20"/>
+      </w:rPr>
+    </w:lvl>
+    <w:lvl w:ilvl="3" w:tentative="1">
+      <w:start w:val="1"/>
+      <w:numFmt w:val="bullet"/>
+      <w:lvlText w:val=""/>
+      <w:lvlJc w:val="left"/>
+      <w:pPr>
+        <w:tabs>
+          <w:tab w:val="num" w:pos="2880"/>
+        </w:tabs>
+        <w:ind w:left="2880" w:hanging="360"/>
+      </w:pPr>
+      <w:rPr>
+        <w:rFonts w:ascii="Wingdings" w:hAnsi="Wingdings" w:hint="default"/>
+        <w:sz w:val="20"/>
+      </w:rPr>
+    </w:lvl>
+    <w:lvl w:ilvl="4" w:tentative="1">
+      <w:start w:val="1"/>
+      <w:numFmt w:val="bullet"/>
+      <w:lvlText w:val=""/>
+      <w:lvlJc w:val="left"/>
+      <w:pPr>
+        <w:tabs>
+          <w:tab w:val="num" w:pos="3600"/>
+        </w:tabs>
+        <w:ind w:left="3600" w:hanging="360"/>
+      </w:pPr>
+      <w:rPr>
+        <w:rFonts w:ascii="Wingdings" w:hAnsi="Wingdings" w:hint="default"/>
+        <w:sz w:val="20"/>
+      </w:rPr>
+    </w:lvl>
+    <w:lvl w:ilvl="5" w:tentative="1">
+      <w:start w:val="1"/>
+      <w:numFmt w:val="bullet"/>
+      <w:lvlText w:val=""/>
+      <w:lvlJc w:val="left"/>
+      <w:pPr>
+        <w:tabs>
+          <w:tab w:val="num" w:pos="4320"/>
+        </w:tabs>
+        <w:ind w:left="4320" w:hanging="360"/>
+      </w:pPr>
+      <w:rPr>
+        <w:rFonts w:ascii="Wingdings" w:hAnsi="Wingdings" w:hint="default"/>
+        <w:sz w:val="20"/>
+      </w:rPr>
+    </w:lvl>
+    <w:lvl w:ilvl="6" w:tentative="1">
+      <w:start w:val="1"/>
+      <w:numFmt w:val="bullet"/>
+      <w:lvlText w:val=""/>
+      <w:lvlJc w:val="left"/>
+      <w:pPr>
+        <w:tabs>
+          <w:tab w:val="num" w:pos="5040"/>
+        </w:tabs>
+        <w:ind w:left="5040" w:hanging="360"/>
+      </w:pPr>
+      <w:rPr>
+        <w:rFonts w:ascii="Wingdings" w:hAnsi="Wingdings" w:hint="default"/>
+        <w:sz w:val="20"/>
+      </w:rPr>
+    </w:lvl>
+    <w:lvl w:ilvl="7" w:tentative="1">
+      <w:start w:val="1"/>
+      <w:numFmt w:val="bullet"/>
+      <w:lvlText w:val=""/>
+      <w:lvlJc w:val="left"/>
+      <w:pPr>
+        <w:tabs>
+          <w:tab w:val="num" w:pos="5760"/>
+        </w:tabs>
+        <w:ind w:left="5760" w:hanging="360"/>
+      </w:pPr>
+      <w:rPr>
+        <w:rFonts w:ascii="Wingdings" w:hAnsi="Wingdings" w:hint="default"/>
+        <w:sz w:val="20"/>
+      </w:rPr>
+    </w:lvl>
+    <w:lvl w:ilvl="8" w:tentative="1">
+      <w:start w:val="1"/>
+      <w:numFmt w:val="bullet"/>
+      <w:lvlText w:val=""/>
+      <w:lvlJc w:val="left"/>
+      <w:pPr>
+        <w:tabs>
+          <w:tab w:val="num" w:pos="6480"/>
+        </w:tabs>
+        <w:ind w:left="6480" w:hanging="360"/>
+      </w:pPr>
+      <w:rPr>
+        <w:rFonts w:ascii="Wingdings" w:hAnsi="Wingdings" w:hint="default"/>
+        <w:sz w:val="20"/>
+      </w:rPr>
+    </w:lvl>
+  </w:abstractNum>
+  <w:abstractNum w:abstractNumId="16" w15:restartNumberingAfterBreak="0">
+    <w:nsid w:val="69DB4F32"/>
+    <w:multiLevelType w:val="multilevel"/>
+    <w:tmpl w:val="D6B46D96"/>
+    <w:lvl w:ilvl="0">
+      <w:start w:val="1"/>
+      <w:numFmt w:val="bullet"/>
+      <w:lvlText w:val=""/>
+      <w:lvlJc w:val="left"/>
+      <w:pPr>
+        <w:tabs>
+          <w:tab w:val="num" w:pos="720"/>
+        </w:tabs>
+        <w:ind w:left="720" w:hanging="360"/>
+      </w:pPr>
+      <w:rPr>
+        <w:rFonts w:ascii="Symbol" w:hAnsi="Symbol" w:hint="default"/>
+        <w:sz w:val="20"/>
+      </w:rPr>
+    </w:lvl>
+    <w:lvl w:ilvl="1" w:tentative="1">
+      <w:start w:val="1"/>
+      <w:numFmt w:val="bullet"/>
+      <w:lvlText w:val="o"/>
+      <w:lvlJc w:val="left"/>
+      <w:pPr>
+        <w:tabs>
+          <w:tab w:val="num" w:pos="1440"/>
+        </w:tabs>
+        <w:ind w:left="1440" w:hanging="360"/>
+      </w:pPr>
+      <w:rPr>
+        <w:rFonts w:ascii="Courier New" w:hAnsi="Courier New" w:hint="default"/>
+        <w:sz w:val="20"/>
+      </w:rPr>
+    </w:lvl>
+    <w:lvl w:ilvl="2" w:tentative="1">
+      <w:start w:val="1"/>
+      <w:numFmt w:val="bullet"/>
+      <w:lvlText w:val=""/>
+      <w:lvlJc w:val="left"/>
+      <w:pPr>
+        <w:tabs>
+          <w:tab w:val="num" w:pos="2160"/>
+        </w:tabs>
+        <w:ind w:left="2160" w:hanging="360"/>
+      </w:pPr>
+      <w:rPr>
+        <w:rFonts w:ascii="Wingdings" w:hAnsi="Wingdings" w:hint="default"/>
+        <w:sz w:val="20"/>
+      </w:rPr>
+    </w:lvl>
+    <w:lvl w:ilvl="3" w:tentative="1">
+      <w:start w:val="1"/>
+      <w:numFmt w:val="bullet"/>
+      <w:lvlText w:val=""/>
+      <w:lvlJc w:val="left"/>
+      <w:pPr>
+        <w:tabs>
+          <w:tab w:val="num" w:pos="2880"/>
+        </w:tabs>
+        <w:ind w:left="2880" w:hanging="360"/>
+      </w:pPr>
+      <w:rPr>
+        <w:rFonts w:ascii="Wingdings" w:hAnsi="Wingdings" w:hint="default"/>
+        <w:sz w:val="20"/>
+      </w:rPr>
+    </w:lvl>
+    <w:lvl w:ilvl="4" w:tentative="1">
+      <w:start w:val="1"/>
+      <w:numFmt w:val="bullet"/>
+      <w:lvlText w:val=""/>
+      <w:lvlJc w:val="left"/>
+      <w:pPr>
+        <w:tabs>
+          <w:tab w:val="num" w:pos="3600"/>
+        </w:tabs>
+        <w:ind w:left="3600" w:hanging="360"/>
+      </w:pPr>
+      <w:rPr>
+        <w:rFonts w:ascii="Wingdings" w:hAnsi="Wingdings" w:hint="default"/>
+        <w:sz w:val="20"/>
+      </w:rPr>
+    </w:lvl>
+    <w:lvl w:ilvl="5" w:tentative="1">
+      <w:start w:val="1"/>
+      <w:numFmt w:val="bullet"/>
+      <w:lvlText w:val=""/>
+      <w:lvlJc w:val="left"/>
+      <w:pPr>
+        <w:tabs>
+          <w:tab w:val="num" w:pos="4320"/>
+        </w:tabs>
+        <w:ind w:left="4320" w:hanging="360"/>
+      </w:pPr>
+      <w:rPr>
+        <w:rFonts w:ascii="Wingdings" w:hAnsi="Wingdings" w:hint="default"/>
+        <w:sz w:val="20"/>
+      </w:rPr>
+    </w:lvl>
+    <w:lvl w:ilvl="6" w:tentative="1">
+      <w:start w:val="1"/>
+      <w:numFmt w:val="bullet"/>
+      <w:lvlText w:val=""/>
+      <w:lvlJc w:val="left"/>
+      <w:pPr>
+        <w:tabs>
+          <w:tab w:val="num" w:pos="5040"/>
+        </w:tabs>
+        <w:ind w:left="5040" w:hanging="360"/>
+      </w:pPr>
+      <w:rPr>
+        <w:rFonts w:ascii="Wingdings" w:hAnsi="Wingdings" w:hint="default"/>
+        <w:sz w:val="20"/>
+      </w:rPr>
+    </w:lvl>
+    <w:lvl w:ilvl="7" w:tentative="1">
+      <w:start w:val="1"/>
+      <w:numFmt w:val="bullet"/>
+      <w:lvlText w:val=""/>
+      <w:lvlJc w:val="left"/>
+      <w:pPr>
+        <w:tabs>
+          <w:tab w:val="num" w:pos="5760"/>
+        </w:tabs>
+        <w:ind w:left="5760" w:hanging="360"/>
+      </w:pPr>
+      <w:rPr>
+        <w:rFonts w:ascii="Wingdings" w:hAnsi="Wingdings" w:hint="default"/>
+        <w:sz w:val="20"/>
+      </w:rPr>
+    </w:lvl>
+    <w:lvl w:ilvl="8" w:tentative="1">
+      <w:start w:val="1"/>
+      <w:numFmt w:val="bullet"/>
+      <w:lvlText w:val=""/>
+      <w:lvlJc w:val="left"/>
+      <w:pPr>
+        <w:tabs>
+          <w:tab w:val="num" w:pos="6480"/>
+        </w:tabs>
+        <w:ind w:left="6480" w:hanging="360"/>
+      </w:pPr>
+      <w:rPr>
+        <w:rFonts w:ascii="Wingdings" w:hAnsi="Wingdings" w:hint="default"/>
+        <w:sz w:val="20"/>
+      </w:rPr>
+    </w:lvl>
+  </w:abstractNum>
+  <w:abstractNum w:abstractNumId="17" w15:restartNumberingAfterBreak="0">
+    <w:nsid w:val="6C427DCD"/>
+    <w:multiLevelType w:val="multilevel"/>
+    <w:tmpl w:val="DFC8B8FC"/>
+    <w:lvl w:ilvl="0">
+      <w:start w:val="1"/>
+      <w:numFmt w:val="bullet"/>
+      <w:lvlText w:val=""/>
+      <w:lvlJc w:val="left"/>
+      <w:pPr>
+        <w:tabs>
+          <w:tab w:val="num" w:pos="720"/>
+        </w:tabs>
+        <w:ind w:left="720" w:hanging="360"/>
+      </w:pPr>
+      <w:rPr>
+        <w:rFonts w:ascii="Symbol" w:hAnsi="Symbol" w:hint="default"/>
+        <w:sz w:val="20"/>
+      </w:rPr>
+    </w:lvl>
+    <w:lvl w:ilvl="1" w:tentative="1">
+      <w:start w:val="1"/>
+      <w:numFmt w:val="bullet"/>
+      <w:lvlText w:val="o"/>
+      <w:lvlJc w:val="left"/>
+      <w:pPr>
+        <w:tabs>
+          <w:tab w:val="num" w:pos="1440"/>
+        </w:tabs>
+        <w:ind w:left="1440" w:hanging="360"/>
+      </w:pPr>
+      <w:rPr>
+        <w:rFonts w:ascii="Courier New" w:hAnsi="Courier New" w:hint="default"/>
+        <w:sz w:val="20"/>
+      </w:rPr>
+    </w:lvl>
+    <w:lvl w:ilvl="2" w:tentative="1">
+      <w:start w:val="1"/>
+      <w:numFmt w:val="bullet"/>
+      <w:lvlText w:val=""/>
+      <w:lvlJc w:val="left"/>
+      <w:pPr>
+        <w:tabs>
+          <w:tab w:val="num" w:pos="2160"/>
+        </w:tabs>
+        <w:ind w:left="2160" w:hanging="360"/>
+      </w:pPr>
+      <w:rPr>
+        <w:rFonts w:ascii="Wingdings" w:hAnsi="Wingdings" w:hint="default"/>
+        <w:sz w:val="20"/>
+      </w:rPr>
+    </w:lvl>
+    <w:lvl w:ilvl="3" w:tentative="1">
+      <w:start w:val="1"/>
+      <w:numFmt w:val="bullet"/>
+      <w:lvlText w:val=""/>
+      <w:lvlJc w:val="left"/>
+      <w:pPr>
+        <w:tabs>
+          <w:tab w:val="num" w:pos="2880"/>
+        </w:tabs>
+        <w:ind w:left="2880" w:hanging="360"/>
+      </w:pPr>
+      <w:rPr>
+        <w:rFonts w:ascii="Wingdings" w:hAnsi="Wingdings" w:hint="default"/>
+        <w:sz w:val="20"/>
+      </w:rPr>
+    </w:lvl>
+    <w:lvl w:ilvl="4" w:tentative="1">
+      <w:start w:val="1"/>
+      <w:numFmt w:val="bullet"/>
+      <w:lvlText w:val=""/>
+      <w:lvlJc w:val="left"/>
+      <w:pPr>
+        <w:tabs>
+          <w:tab w:val="num" w:pos="3600"/>
+        </w:tabs>
+        <w:ind w:left="3600" w:hanging="360"/>
+      </w:pPr>
+      <w:rPr>
+        <w:rFonts w:ascii="Wingdings" w:hAnsi="Wingdings" w:hint="default"/>
+        <w:sz w:val="20"/>
+      </w:rPr>
+    </w:lvl>
+    <w:lvl w:ilvl="5" w:tentative="1">
+      <w:start w:val="1"/>
+      <w:numFmt w:val="bullet"/>
+      <w:lvlText w:val=""/>
+      <w:lvlJc w:val="left"/>
+      <w:pPr>
+        <w:tabs>
+          <w:tab w:val="num" w:pos="4320"/>
+        </w:tabs>
+        <w:ind w:left="4320" w:hanging="360"/>
+      </w:pPr>
+      <w:rPr>
+        <w:rFonts w:ascii="Wingdings" w:hAnsi="Wingdings" w:hint="default"/>
+        <w:sz w:val="20"/>
+      </w:rPr>
+    </w:lvl>
+    <w:lvl w:ilvl="6" w:tentative="1">
+      <w:start w:val="1"/>
+      <w:numFmt w:val="bullet"/>
+      <w:lvlText w:val=""/>
+      <w:lvlJc w:val="left"/>
+      <w:pPr>
+        <w:tabs>
+          <w:tab w:val="num" w:pos="5040"/>
+        </w:tabs>
+        <w:ind w:left="5040" w:hanging="360"/>
+      </w:pPr>
+      <w:rPr>
+        <w:rFonts w:ascii="Wingdings" w:hAnsi="Wingdings" w:hint="default"/>
+        <w:sz w:val="20"/>
+      </w:rPr>
+    </w:lvl>
+    <w:lvl w:ilvl="7" w:tentative="1">
+      <w:start w:val="1"/>
+      <w:numFmt w:val="bullet"/>
+      <w:lvlText w:val=""/>
+      <w:lvlJc w:val="left"/>
+      <w:pPr>
+        <w:tabs>
+          <w:tab w:val="num" w:pos="5760"/>
+        </w:tabs>
+        <w:ind w:left="5760" w:hanging="360"/>
+      </w:pPr>
+      <w:rPr>
+        <w:rFonts w:ascii="Wingdings" w:hAnsi="Wingdings" w:hint="default"/>
+        <w:sz w:val="20"/>
+      </w:rPr>
+    </w:lvl>
+    <w:lvl w:ilvl="8" w:tentative="1">
+      <w:start w:val="1"/>
+      <w:numFmt w:val="bullet"/>
+      <w:lvlText w:val=""/>
+      <w:lvlJc w:val="left"/>
+      <w:pPr>
+        <w:tabs>
+          <w:tab w:val="num" w:pos="6480"/>
+        </w:tabs>
+        <w:ind w:left="6480" w:hanging="360"/>
+      </w:pPr>
+      <w:rPr>
+        <w:rFonts w:ascii="Wingdings" w:hAnsi="Wingdings" w:hint="default"/>
+        <w:sz w:val="20"/>
+      </w:rPr>
+    </w:lvl>
+  </w:abstractNum>
+  <w:abstractNum w:abstractNumId="18" w15:restartNumberingAfterBreak="0">
+    <w:nsid w:val="767C3EF4"/>
+    <w:multiLevelType w:val="multilevel"/>
+    <w:tmpl w:val="B838CD10"/>
+    <w:lvl w:ilvl="0">
+      <w:start w:val="1"/>
+      <w:numFmt w:val="bullet"/>
+      <w:lvlText w:val=""/>
+      <w:lvlJc w:val="left"/>
+      <w:pPr>
+        <w:tabs>
+          <w:tab w:val="num" w:pos="720"/>
+        </w:tabs>
+        <w:ind w:left="720" w:hanging="360"/>
+      </w:pPr>
+      <w:rPr>
+        <w:rFonts w:ascii="Symbol" w:hAnsi="Symbol" w:hint="default"/>
+        <w:sz w:val="20"/>
+      </w:rPr>
+    </w:lvl>
+    <w:lvl w:ilvl="1" w:tentative="1">
+      <w:start w:val="1"/>
+      <w:numFmt w:val="bullet"/>
+      <w:lvlText w:val="o"/>
+      <w:lvlJc w:val="left"/>
+      <w:pPr>
+        <w:tabs>
+          <w:tab w:val="num" w:pos="1440"/>
+        </w:tabs>
+        <w:ind w:left="1440" w:hanging="360"/>
+      </w:pPr>
+      <w:rPr>
+        <w:rFonts w:ascii="Courier New" w:hAnsi="Courier New" w:hint="default"/>
+        <w:sz w:val="20"/>
+      </w:rPr>
+    </w:lvl>
+    <w:lvl w:ilvl="2" w:tentative="1">
+      <w:start w:val="1"/>
+      <w:numFmt w:val="bullet"/>
+      <w:lvlText w:val=""/>
+      <w:lvlJc w:val="left"/>
+      <w:pPr>
+        <w:tabs>
+          <w:tab w:val="num" w:pos="2160"/>
+        </w:tabs>
+        <w:ind w:left="2160" w:hanging="360"/>
+      </w:pPr>
+      <w:rPr>
+        <w:rFonts w:ascii="Wingdings" w:hAnsi="Wingdings" w:hint="default"/>
+        <w:sz w:val="20"/>
+      </w:rPr>
+    </w:lvl>
+    <w:lvl w:ilvl="3" w:tentative="1">
+      <w:start w:val="1"/>
+      <w:numFmt w:val="bullet"/>
+      <w:lvlText w:val=""/>
+      <w:lvlJc w:val="left"/>
+      <w:pPr>
+        <w:tabs>
+          <w:tab w:val="num" w:pos="2880"/>
+        </w:tabs>
+        <w:ind w:left="2880" w:hanging="360"/>
+      </w:pPr>
+      <w:rPr>
+        <w:rFonts w:ascii="Wingdings" w:hAnsi="Wingdings" w:hint="default"/>
+        <w:sz w:val="20"/>
+      </w:rPr>
+    </w:lvl>
+    <w:lvl w:ilvl="4" w:tentative="1">
+      <w:start w:val="1"/>
+      <w:numFmt w:val="bullet"/>
+      <w:lvlText w:val=""/>
+      <w:lvlJc w:val="left"/>
+      <w:pPr>
+        <w:tabs>
+          <w:tab w:val="num" w:pos="3600"/>
+        </w:tabs>
+        <w:ind w:left="3600" w:hanging="360"/>
+      </w:pPr>
+      <w:rPr>
+        <w:rFonts w:ascii="Wingdings" w:hAnsi="Wingdings" w:hint="default"/>
+        <w:sz w:val="20"/>
+      </w:rPr>
+    </w:lvl>
+    <w:lvl w:ilvl="5" w:tentative="1">
+      <w:start w:val="1"/>
+      <w:numFmt w:val="bullet"/>
+      <w:lvlText w:val=""/>
+      <w:lvlJc w:val="left"/>
+      <w:pPr>
+        <w:tabs>
+          <w:tab w:val="num" w:pos="4320"/>
+        </w:tabs>
+        <w:ind w:left="4320" w:hanging="360"/>
+      </w:pPr>
+      <w:rPr>
+        <w:rFonts w:ascii="Wingdings" w:hAnsi="Wingdings" w:hint="default"/>
+        <w:sz w:val="20"/>
+      </w:rPr>
+    </w:lvl>
+    <w:lvl w:ilvl="6" w:tentative="1">
+      <w:start w:val="1"/>
+      <w:numFmt w:val="bullet"/>
+      <w:lvlText w:val=""/>
+      <w:lvlJc w:val="left"/>
+      <w:pPr>
+        <w:tabs>
+          <w:tab w:val="num" w:pos="5040"/>
+        </w:tabs>
+        <w:ind w:left="5040" w:hanging="360"/>
+      </w:pPr>
+      <w:rPr>
+        <w:rFonts w:ascii="Wingdings" w:hAnsi="Wingdings" w:hint="default"/>
+        <w:sz w:val="20"/>
+      </w:rPr>
+    </w:lvl>
+    <w:lvl w:ilvl="7" w:tentative="1">
+      <w:start w:val="1"/>
+      <w:numFmt w:val="bullet"/>
+      <w:lvlText w:val=""/>
+      <w:lvlJc w:val="left"/>
+      <w:pPr>
+        <w:tabs>
+          <w:tab w:val="num" w:pos="5760"/>
+        </w:tabs>
+        <w:ind w:left="5760" w:hanging="360"/>
+      </w:pPr>
+      <w:rPr>
+        <w:rFonts w:ascii="Wingdings" w:hAnsi="Wingdings" w:hint="default"/>
+        <w:sz w:val="20"/>
+      </w:rPr>
+    </w:lvl>
+    <w:lvl w:ilvl="8" w:tentative="1">
+      <w:start w:val="1"/>
+      <w:numFmt w:val="bullet"/>
+      <w:lvlText w:val=""/>
+      <w:lvlJc w:val="left"/>
+      <w:pPr>
+        <w:tabs>
+          <w:tab w:val="num" w:pos="6480"/>
+        </w:tabs>
+        <w:ind w:left="6480" w:hanging="360"/>
+      </w:pPr>
+      <w:rPr>
+        <w:rFonts w:ascii="Wingdings" w:hAnsi="Wingdings" w:hint="default"/>
+        <w:sz w:val="20"/>
+      </w:rPr>
+    </w:lvl>
+  </w:abstractNum>
+  <w:abstractNum w:abstractNumId="19" w15:restartNumberingAfterBreak="0">
+    <w:nsid w:val="79A469EB"/>
+    <w:multiLevelType w:val="multilevel"/>
+    <w:tmpl w:val="374478BC"/>
+    <w:lvl w:ilvl="0">
+      <w:start w:val="1"/>
+      <w:numFmt w:val="bullet"/>
+      <w:lvlText w:val=""/>
+      <w:lvlJc w:val="left"/>
+      <w:pPr>
+        <w:tabs>
+          <w:tab w:val="num" w:pos="720"/>
+        </w:tabs>
+        <w:ind w:left="720" w:hanging="360"/>
+      </w:pPr>
+      <w:rPr>
+        <w:rFonts w:ascii="Symbol" w:hAnsi="Symbol" w:hint="default"/>
+        <w:sz w:val="20"/>
+      </w:rPr>
+    </w:lvl>
+    <w:lvl w:ilvl="1" w:tentative="1">
+      <w:start w:val="1"/>
+      <w:numFmt w:val="bullet"/>
+      <w:lvlText w:val="o"/>
+      <w:lvlJc w:val="left"/>
+      <w:pPr>
+        <w:tabs>
+          <w:tab w:val="num" w:pos="1440"/>
+        </w:tabs>
+        <w:ind w:left="1440" w:hanging="360"/>
+      </w:pPr>
+      <w:rPr>
+        <w:rFonts w:ascii="Courier New" w:hAnsi="Courier New" w:hint="default"/>
+        <w:sz w:val="20"/>
+      </w:rPr>
+    </w:lvl>
+    <w:lvl w:ilvl="2" w:tentative="1">
+      <w:start w:val="1"/>
+      <w:numFmt w:val="bullet"/>
+      <w:lvlText w:val=""/>
+      <w:lvlJc w:val="left"/>
+      <w:pPr>
+        <w:tabs>
+          <w:tab w:val="num" w:pos="2160"/>
+        </w:tabs>
+        <w:ind w:left="2160" w:hanging="360"/>
+      </w:pPr>
+      <w:rPr>
+        <w:rFonts w:ascii="Wingdings" w:hAnsi="Wingdings" w:hint="default"/>
+        <w:sz w:val="20"/>
+      </w:rPr>
+    </w:lvl>
+    <w:lvl w:ilvl="3" w:tentative="1">
+      <w:start w:val="1"/>
+      <w:numFmt w:val="bullet"/>
+      <w:lvlText w:val=""/>
+      <w:lvlJc w:val="left"/>
+      <w:pPr>
+        <w:tabs>
+          <w:tab w:val="num" w:pos="2880"/>
+        </w:tabs>
+        <w:ind w:left="2880" w:hanging="360"/>
+      </w:pPr>
+      <w:rPr>
+        <w:rFonts w:ascii="Wingdings" w:hAnsi="Wingdings" w:hint="default"/>
+        <w:sz w:val="20"/>
+      </w:rPr>
+    </w:lvl>
+    <w:lvl w:ilvl="4" w:tentative="1">
+      <w:start w:val="1"/>
+      <w:numFmt w:val="bullet"/>
+      <w:lvlText w:val=""/>
+      <w:lvlJc w:val="left"/>
+      <w:pPr>
+        <w:tabs>
+          <w:tab w:val="num" w:pos="3600"/>
+        </w:tabs>
+        <w:ind w:left="3600" w:hanging="360"/>
+      </w:pPr>
+      <w:rPr>
+        <w:rFonts w:ascii="Wingdings" w:hAnsi="Wingdings" w:hint="default"/>
+        <w:sz w:val="20"/>
+      </w:rPr>
+    </w:lvl>
+    <w:lvl w:ilvl="5" w:tentative="1">
+      <w:start w:val="1"/>
+      <w:numFmt w:val="bullet"/>
+      <w:lvlText w:val=""/>
+      <w:lvlJc w:val="left"/>
+      <w:pPr>
+        <w:tabs>
+          <w:tab w:val="num" w:pos="4320"/>
+        </w:tabs>
+        <w:ind w:left="4320" w:hanging="360"/>
+      </w:pPr>
+      <w:rPr>
+        <w:rFonts w:ascii="Wingdings" w:hAnsi="Wingdings" w:hint="default"/>
+        <w:sz w:val="20"/>
+      </w:rPr>
+    </w:lvl>
+    <w:lvl w:ilvl="6" w:tentative="1">
+      <w:start w:val="1"/>
+      <w:numFmt w:val="bullet"/>
+      <w:lvlText w:val=""/>
+      <w:lvlJc w:val="left"/>
+      <w:pPr>
+        <w:tabs>
+          <w:tab w:val="num" w:pos="5040"/>
+        </w:tabs>
+        <w:ind w:left="5040" w:hanging="360"/>
+      </w:pPr>
+      <w:rPr>
+        <w:rFonts w:ascii="Wingdings" w:hAnsi="Wingdings" w:hint="default"/>
+        <w:sz w:val="20"/>
+      </w:rPr>
+    </w:lvl>
+    <w:lvl w:ilvl="7" w:tentative="1">
+      <w:start w:val="1"/>
+      <w:numFmt w:val="bullet"/>
+      <w:lvlText w:val=""/>
+      <w:lvlJc w:val="left"/>
+      <w:pPr>
+        <w:tabs>
+          <w:tab w:val="num" w:pos="5760"/>
+        </w:tabs>
+        <w:ind w:left="5760" w:hanging="360"/>
+      </w:pPr>
+      <w:rPr>
+        <w:rFonts w:ascii="Wingdings" w:hAnsi="Wingdings" w:hint="default"/>
+        <w:sz w:val="20"/>
+      </w:rPr>
+    </w:lvl>
+    <w:lvl w:ilvl="8" w:tentative="1">
+      <w:start w:val="1"/>
+      <w:numFmt w:val="bullet"/>
+      <w:lvlText w:val=""/>
+      <w:lvlJc w:val="left"/>
+      <w:pPr>
+        <w:tabs>
+          <w:tab w:val="num" w:pos="6480"/>
+        </w:tabs>
+        <w:ind w:left="6480" w:hanging="360"/>
+      </w:pPr>
+      <w:rPr>
+        <w:rFonts w:ascii="Wingdings" w:hAnsi="Wingdings" w:hint="default"/>
+        <w:sz w:val="20"/>
+      </w:rPr>
+    </w:lvl>
+  </w:abstractNum>
+  <w:num w:numId="1" w16cid:durableId="1686517453">
+    <w:abstractNumId w:val="0"/>
+  </w:num>
+  <w:num w:numId="2" w16cid:durableId="83377049">
+    <w:abstractNumId w:val="2"/>
+  </w:num>
+  <w:num w:numId="3" w16cid:durableId="691761743">
+    <w:abstractNumId w:val="1"/>
+  </w:num>
+  <w:num w:numId="4" w16cid:durableId="1174029085">
+    <w:abstractNumId w:val="12"/>
+  </w:num>
+  <w:num w:numId="5" w16cid:durableId="813330051">
+    <w:abstractNumId w:val="18"/>
+  </w:num>
+  <w:num w:numId="6" w16cid:durableId="1306396045">
+    <w:abstractNumId w:val="14"/>
+  </w:num>
+  <w:num w:numId="7" w16cid:durableId="1121652007">
+    <w:abstractNumId w:val="5"/>
+  </w:num>
+  <w:num w:numId="8" w16cid:durableId="1000472687">
+    <w:abstractNumId w:val="11"/>
+  </w:num>
+  <w:num w:numId="9" w16cid:durableId="1724939822">
+    <w:abstractNumId w:val="13"/>
+  </w:num>
+  <w:num w:numId="10" w16cid:durableId="1247617238">
+    <w:abstractNumId w:val="15"/>
+  </w:num>
+  <w:num w:numId="11" w16cid:durableId="1227180673">
+    <w:abstractNumId w:val="16"/>
+  </w:num>
+  <w:num w:numId="12" w16cid:durableId="674067682">
+    <w:abstractNumId w:val="19"/>
+  </w:num>
+  <w:num w:numId="13" w16cid:durableId="2126924651">
+    <w:abstractNumId w:val="7"/>
+  </w:num>
+  <w:num w:numId="14" w16cid:durableId="565341451">
+    <w:abstractNumId w:val="17"/>
+  </w:num>
+  <w:num w:numId="15" w16cid:durableId="1248539538">
+    <w:abstractNumId w:val="3"/>
+  </w:num>
+  <w:num w:numId="16" w16cid:durableId="1533423573">
+    <w:abstractNumId w:val="6"/>
+  </w:num>
+  <w:num w:numId="17" w16cid:durableId="1823042641">
+    <w:abstractNumId w:val="10"/>
+  </w:num>
+  <w:num w:numId="18" w16cid:durableId="1431044717">
+    <w:abstractNumId w:val="8"/>
+  </w:num>
+  <w:num w:numId="19" w16cid:durableId="1949506576">
+    <w:abstractNumId w:val="4"/>
+  </w:num>
+  <w:num w:numId="20" w16cid:durableId="802694832">
+    <w:abstractNumId w:val="9"/>
+  </w:num>
+</w:numbering>
+</file>
+
 <file path=word/styles.xml><?xml version="1.0" encoding="utf-8"?>
-<w:styles xmlns:mc="http://schemas.openxmlformats.org/markup-compatibility/2006" xmlns:r="http://schemas.openxmlformats.org/officeDocument/2006/relationships" xmlns:w="http://schemas.openxmlformats.org/wordprocessingml/2006/main" xmlns:w14="http://schemas.microsoft.com/office/word/2010/wordml" xmlns:w15="http://schemas.microsoft.com/office/word/2012/wordml" xmlns:w16cex="http://schemas.microsoft.com/office/word/2018/wordml/cex" xmlns:w16cid="http://schemas.microsoft.com/office/word/2016/wordml/cid" xmlns:w16="http://schemas.microsoft.com/office/word/2018/wordml" xmlns:w16sdtdh="http://schemas.microsoft.com/office/word/2020/wordml/sdtdatahash" xmlns:w16se="http://schemas.microsoft.com/office/word/2015/wordml/symex" mc:Ignorable="w14 w15 w16se w16cid w16 w16cex w16sdtdh">
+<w:styles xmlns:mc="http://schemas.openxmlformats.org/markup-compatibility/2006" xmlns:r="http://schemas.openxmlformats.org/officeDocument/2006/relationships" xmlns:w="http://schemas.openxmlformats.org/wordprocessingml/2006/main" xmlns:w14="http://schemas.microsoft.com/office/word/2010/wordml" xmlns:w15="http://schemas.microsoft.com/office/word/2012/wordml" xmlns:w16cex="http://schemas.microsoft.com/office/word/2018/wordml/cex" xmlns:w16cid="http://schemas.microsoft.com/office/word/2016/wordml/cid" xmlns:w16="http://schemas.microsoft.com/office/word/2018/wordml" xmlns:w16du="http://schemas.microsoft.com/office/word/2023/wordml/word16du" xmlns:w16sdtdh="http://schemas.microsoft.com/office/word/2020/wordml/sdtdatahash" xmlns:w16se="http://schemas.microsoft.com/office/word/2015/wordml/symex" mc:Ignorable="w14 w15 w16se w16cid w16 w16cex w16sdtdh w16du">
   <w:docDefaults>
     <w:rPrDefault>
       <w:rPr>
@@ -524,6 +5272,32 @@
   <w:style w:type="paragraph" w:default="1" w:styleId="Normal">
     <w:name w:val="Normal"/>
     <w:qFormat/>
+    <w:rsid w:val="00FD449C"/>
+    <w:rPr>
+      <w:rFonts w:ascii="Arial" w:hAnsi="Arial"/>
+    </w:rPr>
+  </w:style>
+  <w:style w:type="paragraph" w:styleId="Heading1">
+    <w:name w:val="heading 1"/>
+    <w:basedOn w:val="Normal"/>
+    <w:next w:val="Normal"/>
+    <w:link w:val="Heading1Char"/>
+    <w:uiPriority w:val="9"/>
+    <w:qFormat/>
+    <w:rsid w:val="00FD449C"/>
+    <w:pPr>
+      <w:keepNext/>
+      <w:keepLines/>
+      <w:spacing w:before="360" w:after="80"/>
+      <w:outlineLvl w:val="0"/>
+    </w:pPr>
+    <w:rPr>
+      <w:rFonts w:eastAsiaTheme="majorEastAsia" w:cstheme="majorBidi"/>
+      <w:noProof/>
+      <w:color w:val="000000" w:themeColor="text1"/>
+      <w:sz w:val="40"/>
+      <w:szCs w:val="40"/>
+    </w:rPr>
   </w:style>
   <w:style w:type="character" w:default="1" w:styleId="DefaultParagraphFont">
     <w:name w:val="Default Paragraph Font"/>
@@ -551,6 +5325,53 @@
     <w:uiPriority w:val="99"/>
     <w:semiHidden/>
     <w:unhideWhenUsed/>
+  </w:style>
+  <w:style w:type="character" w:customStyle="1" w:styleId="Heading1Char">
+    <w:name w:val="Heading 1 Char"/>
+    <w:basedOn w:val="DefaultParagraphFont"/>
+    <w:link w:val="Heading1"/>
+    <w:uiPriority w:val="9"/>
+    <w:rsid w:val="00FD449C"/>
+    <w:rPr>
+      <w:rFonts w:ascii="Arial" w:eastAsiaTheme="majorEastAsia" w:hAnsi="Arial" w:cstheme="majorBidi"/>
+      <w:noProof/>
+      <w:color w:val="000000" w:themeColor="text1"/>
+      <w:sz w:val="40"/>
+      <w:szCs w:val="40"/>
+    </w:rPr>
+  </w:style>
+  <w:style w:type="paragraph" w:styleId="Title">
+    <w:name w:val="Title"/>
+    <w:basedOn w:val="Normal"/>
+    <w:next w:val="Normal"/>
+    <w:link w:val="TitleChar"/>
+    <w:uiPriority w:val="10"/>
+    <w:qFormat/>
+    <w:rsid w:val="00FD449C"/>
+    <w:pPr>
+      <w:contextualSpacing/>
+    </w:pPr>
+    <w:rPr>
+      <w:rFonts w:asciiTheme="majorHAnsi" w:eastAsiaTheme="majorEastAsia" w:hAnsiTheme="majorHAnsi" w:cstheme="majorBidi"/>
+      <w:spacing w:val="-10"/>
+      <w:kern w:val="28"/>
+      <w:sz w:val="56"/>
+      <w:szCs w:val="56"/>
+    </w:rPr>
+  </w:style>
+  <w:style w:type="character" w:customStyle="1" w:styleId="TitleChar">
+    <w:name w:val="Title Char"/>
+    <w:basedOn w:val="DefaultParagraphFont"/>
+    <w:link w:val="Title"/>
+    <w:uiPriority w:val="10"/>
+    <w:rsid w:val="00FD449C"/>
+    <w:rPr>
+      <w:rFonts w:asciiTheme="majorHAnsi" w:eastAsiaTheme="majorEastAsia" w:hAnsiTheme="majorHAnsi" w:cstheme="majorBidi"/>
+      <w:spacing w:val="-10"/>
+      <w:kern w:val="28"/>
+      <w:sz w:val="56"/>
+      <w:szCs w:val="56"/>
+    </w:rPr>
   </w:style>
 </w:styles>
 </file>
